--- a/docs/SIM_REPORT_NACHI_2026-05.docx
+++ b/docs/SIM_REPORT_NACHI_2026-05.docx
@@ -86,7 +86,7 @@
         <w:pStyle w:val="ListBullet"/>
       </w:pPr>
       <w:r>
-        <w:t>카메라-로봇 좌표 변환 후 robot frame 경로의 작업 공간 적합성</w:t>
+        <w:t>카메라-로봇 좌표 변환 후 로봇 좌표계 경로의 작업 공간 적합성</w:t>
       </w:r>
     </w:p>
     <w:p>
@@ -94,7 +94,7 @@
         <w:pStyle w:val="ListBullet"/>
       </w:pPr>
       <w:r>
-        <w:t>시뮬레이션 도구가 제공하는 IK 계산, 충돌 검사, 도달성 판정 결과</w:t>
+        <w:t>시뮬레이션 도구가 제공하는 역기구학 계산(IK, 로봇 관절 각도 역산), 충돌 검사, 도달성 판정 결과</w:t>
       </w:r>
     </w:p>
     <w:p>
@@ -134,7 +134,7 @@
         <w:pStyle w:val="ListBullet"/>
       </w:pPr>
       <w:r>
-        <w:t>입력 데이터: 사전 실행 전용 robot-frame 축소 경로 (5개 지점) — 실로봇 송신 금지</w:t>
+        <w:t>입력 데이터: 사전 실행 전용 로봇 좌표계 기준 축소 경로 (5개 지점) — 실로봇 송신 금지</w:t>
       </w:r>
     </w:p>
     <w:p>
@@ -142,7 +142,7 @@
         <w:pStyle w:val="ListBullet"/>
       </w:pPr>
       <w:r>
-        <w:t>제외 사항: 실로봇 통신, Hand-Eye Calibration 측정값 적용, 현장 안전 절차 검증</w:t>
+        <w:t>제외 사항: 실로봇 통신, 카메라-로봇 좌표 보정 측정(Hand-Eye Calibration) 적용, 현장 안전 절차 검증</w:t>
       </w:r>
     </w:p>
     <w:p>
@@ -166,7 +166,7 @@
         <w:pStyle w:val="ListBullet"/>
       </w:pPr>
       <w:r>
-        <w:t>시뮬레이션 결과는 IK·충돌·통신 흐름 사전 점검 목적에 한정. 실로봇 동작 100% 보장이 아님.</w:t>
+        <w:t>시뮬레이션 결과는 역기구학·충돌·통신 흐름 사전 점검 목적에 한정. 실로봇 동작 100% 보장이 아님.</w:t>
       </w:r>
     </w:p>
     <w:p>
@@ -222,7 +222,7 @@
         <w:pStyle w:val="ListBullet"/>
       </w:pPr>
       <w:r>
-        <w:t>원본 보존: Mech-Viz-dCNwPT/ (수정 금지)</w:t>
+        <w:t>원본 프로젝트 폴더는 별도 보존 (수정 금지)</w:t>
       </w:r>
     </w:p>
     <w:p>
@@ -246,7 +246,7 @@
         <w:pStyle w:val="ListBullet"/>
       </w:pPr>
       <w:r>
-        <w:t>사전 실행 전용 robot-frame 경로:</w:t>
+        <w:t>사전 실행 전용 로봇 좌표계 경로:</w:t>
       </w:r>
     </w:p>
     <w:p>
@@ -278,7 +278,7 @@
         <w:pStyle w:val="ListBullet"/>
       </w:pPr>
       <w:r>
-        <w:t>원본(camera-frame): data/battery_case/field_test/phase3_poses/*_phase3_first5_pose.csv</w:t>
+        <w:t>원본(카메라 좌표계): data/battery_case/field_test/phase3_poses/*_phase3_first5_pose.csv</w:t>
       </w:r>
     </w:p>
     <w:p>
@@ -334,7 +334,7 @@
         <w:pStyle w:val="ListBullet"/>
       </w:pPr>
       <w:r>
-        <w:t>차단 검증 방법: 모의 로봇 수신측에서 1100 UDP 패킷 수신 0건 확인 + DTS 콘솔 [SendGuard] Blocked 로그 확인 (이중 증명)</w:t>
+        <w:t>차단 검증 방법: 모의 로봇 수신측에서 1100 UDP 패킷 수신 0건 확인 + DTS 콘솔 송신 차단 사유 로그([SendGuard] Blocked) 확인 (이중 증명)</w:t>
       </w:r>
     </w:p>
     <w:p>
@@ -446,7 +446,7 @@
           </w:tcPr>
           <w:p>
             <w:r>
-              <w:t>통신 흐름 검증 (서비스 등록, hub trigger, 경로 외부 전달 단계 진입)</w:t>
+              <w:t>통신 흐름 검증 (서비스 등록, 통신 허브 트리거, 경로 외부 전달 단계 진입)</w:t>
             </w:r>
           </w:p>
         </w:tc>
@@ -478,7 +478,7 @@
           </w:tcPr>
           <w:p>
             <w:r>
-              <w:t>사전 실행 (workspace sanity → IK → 충돌 → 순차 전달)</w:t>
+              <w:t>사전 실행 (사전 검사 → 역기구학 → 충돌 → 순차 전달)</w:t>
             </w:r>
           </w:p>
         </w:tc>
@@ -571,7 +571,7 @@
         <w:pStyle w:val="ListBullet"/>
       </w:pPr>
       <w:r>
-        <w:t>원본 phase3 first5 경로(camera frame) 활용</w:t>
+        <w:t>원본 phase3 first5 경로(카메라 좌표계) 활용</w:t>
       </w:r>
     </w:p>
     <w:p>
@@ -579,7 +579,7 @@
         <w:pStyle w:val="ListBullet"/>
       </w:pPr>
       <w:r>
-        <w:t>임시 변환(z−900mm)으로 robot-frame 근사 — 실측 T_robot_camera 적용 전까지 사용</w:t>
+        <w:t>임시 변환(z−900mm)으로 로봇 좌표계 근사 — 실측 T_robot_camera 적용 전까지 사용</w:t>
       </w:r>
     </w:p>
     <w:p>
@@ -1038,19 +1038,19 @@
       <w:r>
         <w:t>확인된 정상 동작:</w:t>
         <w:br/>
-        <w:t>- 서비스 등록 및 hub 등록</w:t>
+        <w:t>- 서비스 등록 및 통신 허브 등록</w:t>
         <w:br/>
-        <w:t>- 시뮬레이션 도구 프로젝트 open 명령</w:t>
+        <w:t>- 시뮬레이션 도구 프로젝트 열기 명령</w:t>
         <w:br/>
         <w:t>- 경로 외부 전달 단계 진입</w:t>
         <w:br/>
-        <w:t>- 첫 지점 전달 (</w:t>
+        <w:t xml:space="preserve">- 첫 지점 전달 (어댑터 측 경로 전달 함수 </w:t>
       </w:r>
       <w:r>
         <w:t>getMoveTargets</w:t>
       </w:r>
       <w:r>
-        <w:t xml:space="preserve"> 1회 호출)</w:t>
+        <w:t xml:space="preserve"> 1회 호출 확인)</w:t>
       </w:r>
     </w:p>
     <w:p>
@@ -1214,7 +1214,7 @@
         <w:pStyle w:val="ListBullet"/>
       </w:pPr>
       <w:r>
-        <w:t>첫 지점 이후 경로 계산(plan) 또는 관절 해석(IK) 단계 중단 가능성 — self-loop 보완 후에도 미해소 시 후속 점검 필요</w:t>
+        <w:t>첫 지점 이후 경로 계획 또는 역기구학 계산 단계 중단 가능성 — self-loop 보완 후에도 미해소 시 후속 점검 필요</w:t>
       </w:r>
     </w:p>
     <w:p>
@@ -1222,7 +1222,7 @@
         <w:pStyle w:val="Heading3"/>
       </w:pPr>
       <w:r>
-        <w:t>후속 점검 절차 (self-loop 보완 후 PARTIAL 유지 시)</w:t>
+        <w:t>후속 점검 절차 (self-loop 보완 후 부분 완료 상태 유지 시)</w:t>
       </w:r>
     </w:p>
     <w:p>
@@ -1230,7 +1230,7 @@
         <w:pStyle w:val="ListNumber"/>
       </w:pPr>
       <w:r>
-        <w:t>시뮬레이션 도구 로그 수준 상향 — Mech-Viz 로그 레벨을 DEBUG로 변경, External Move step 호출 추적 메시지 활성화</w:t>
+        <w:t>시뮬레이션 도구 로그 수준 상향 — 시뮬레이션 도구 로그 레벨을 DEBUG로 변경, 경로 외부 전달 단계 호출 추적 메시지 활성화</w:t>
       </w:r>
     </w:p>
     <w:p>
@@ -1238,7 +1238,7 @@
         <w:pStyle w:val="ListNumber"/>
       </w:pPr>
       <w:r>
-        <w:t>Step 트리거 추적 — viz_outer_move_service.py 콘솔 로그에서 getMoveTargets 호출 회수와 직전 호출 종료 코드 확인</w:t>
+        <w:t>단계 트리거 추적 — 어댑터 서비스 콘솔 로그에서 경로 전달 함수(getMoveTargets) 호출 회수와 직전 호출 종료 코드 확인</w:t>
       </w:r>
     </w:p>
     <w:p>
@@ -1246,7 +1246,7 @@
         <w:pStyle w:val="ListNumber"/>
       </w:pPr>
       <w:r>
-        <w:t>Adapter 측 호출 누락 점검 — Mech-Viz가 첫 지점 이후 다시 getMoveTargets를 호출하지 않는지, 호출은 하지만 응답이 끊기는지 구분</w:t>
+        <w:t>어댑터 측 호출 누락 점검 — 시뮬레이션 도구가 첫 지점 이후 다시 경로 전달 함수를 호출하지 않는지, 호출은 하지만 응답이 끊기는지 구분</w:t>
       </w:r>
     </w:p>
     <w:p>
@@ -1254,7 +1254,7 @@
         <w:pStyle w:val="ListNumber"/>
       </w:pPr>
       <w:r>
-        <w:t>Mech-Viz 화면 상태 메시지 확인 — IK 실패·충돌·도달 불가 등 step 자체 오류 메시지 유무</w:t>
+        <w:t>시뮬레이션 도구 화면 상태 메시지 확인 — 역기구학 실패·충돌·도달 불가 등 단계 자체 오류 메시지 유무</w:t>
       </w:r>
     </w:p>
     <w:p>
@@ -1262,7 +1262,7 @@
         <w:pStyle w:val="ListNumber"/>
       </w:pPr>
       <w:r>
-        <w:t>판정: 위 1~4 결과로 원인 범주 결정 — (a) 시뮬레이션 도구 측 step 흐름 / (b) adapter ↔ 시뮬레이션 도구 통신 / (c) IK·plan 단계 내부 실패</w:t>
+        <w:t>판정: 위 1~4 결과로 원인 범주 결정 — (a) 시뮬레이션 도구 측 단계 흐름 / (b) 어댑터 ↔ 시뮬레이션 도구 통신 / (c) 역기구학·경로 계획 단계 내부 실패</w:t>
       </w:r>
     </w:p>
     <w:p>
@@ -1294,7 +1294,7 @@
         <w:pStyle w:val="ListBullet"/>
       </w:pPr>
       <w:r>
-        <w:t>TCP 등록값, 사용자 좌표계 정의</w:t>
+        <w:t>툴 중심점(TCP) 등록값, 사용자 좌표계 정의</w:t>
       </w:r>
     </w:p>
     <w:p>
@@ -1510,7 +1510,7 @@
         <w:pStyle w:val="ListBullet"/>
       </w:pPr>
       <w:r>
-        <w:t>시뮬레이션 환경 정교화 — 셀 구성(지그, 작업 테이블, 주변 장애물), TCP 오프셋 정밀화</w:t>
+        <w:t>시뮬레이션 환경 정교화 — 셀 구성(지그, 작업 테이블, 주변 장애물), 툴 중심점(TCP) 오프셋 정밀화</w:t>
       </w:r>
     </w:p>
     <w:p>
@@ -1542,7 +1542,7 @@
         <w:pStyle w:val="ListBullet"/>
       </w:pPr>
       <w:r>
-        <w:t>Hand-Eye Calibration 측정 후 T_robot_camera 적용</w:t>
+        <w:t>카메라-로봇 좌표 보정 측정(Hand-Eye Calibration) 후 T_robot_camera 적용</w:t>
       </w:r>
     </w:p>
     <w:p>

--- a/docs/SIM_REPORT_NACHI_2026-05.docx
+++ b/docs/SIM_REPORT_NACHI_2026-05.docx
@@ -52,12 +52,12 @@
         <w:pStyle w:val="ListBullet"/>
       </w:pPr>
       <w:r>
-        <w:t>현재 상태: 사전 실행 흐름의 서비스 등록·실행 호출·첫 지점 전달까지 정상 동작 확인. 전체 5개 지점 순차 전달 여부는 추가 검증 진행 중.</w:t>
+        <w:t>현재 상태: 사전 실행 흐름의 서비스 등록·프로젝트 열기·경로 외부 전달 단계 진입·첫 지점 전달까지 정상 동작 확인. 첫 지점에서 역기구학 계획 실패로 흐름 종료 — 원인은 셀 구성·자세 데이터가 기존 로봇 기반에 묶여 있는 데 있으며, 본사 측정값 적용 후 셀 정교화 단계에서 해소 예정.</w:t>
       </w:r>
     </w:p>
     <w:p>
       <w:r>
-        <w:t>본사 방문 일정 미정 상태에서도 로컬 환경에서 닫을 수 있는 검증 절차를 정리해 후속 작업의 재현성을 확보했다.</w:t>
+        <w:t>본사 방문 일정 미정 상태에서도 로컬 환경에서 완결 가능한 검증 절차를 정리해 후속 작업의 재현성을 확보했다.</w:t>
       </w:r>
     </w:p>
     <w:p>
@@ -206,7 +206,7 @@
         <w:pStyle w:val="Heading3"/>
       </w:pPr>
       <w:r>
-        <w:t>작업본</w:t>
+        <w:t>작업 위치</w:t>
       </w:r>
     </w:p>
     <w:p>
@@ -214,7 +214,23 @@
         <w:pStyle w:val="ListBullet"/>
       </w:pPr>
       <w:r>
-        <w:t>위치: C:\Users\hanmech\Desktop\DTS_image\MZ07L-dryrun\</w:t>
+        <w:t>메인 작업 위치(WSL): /home/hanmech/DTS/</w:t>
+      </w:r>
+    </w:p>
+    <w:p>
+      <w:pPr>
+        <w:pStyle w:val="ListBullet"/>
+      </w:pPr>
+      <w:r>
+        <w:t>공유/검토용 복사본(WSL): /home/hanmech/DTS_share/ (필요 시 동기화)</w:t>
+      </w:r>
+    </w:p>
+    <w:p>
+      <w:pPr>
+        <w:pStyle w:val="ListBullet"/>
+      </w:pPr>
+      <w:r>
+        <w:t>시뮬레이션 도구 프로젝트: C:\Users\hanmech\Desktop\DTS_image\Mech-Viz-dCNwPT\</w:t>
       </w:r>
     </w:p>
     <w:p>
@@ -230,7 +246,7 @@
         <w:pStyle w:val="ListBullet"/>
       </w:pPr>
       <w:r>
-        <w:t>폴더명과 .viz 파일명 일치 필요 (시뮬레이션 도구 프로젝트 인식 조건)</w:t>
+        <w:t>시뮬레이션 도구 프로젝트는 폴더명과 .viz 파일명에 민감하므로 임의 변경 금지</w:t>
       </w:r>
     </w:p>
     <w:p>
@@ -838,7 +854,21 @@
         <w:pStyle w:val="Heading3"/>
       </w:pPr>
       <w:r>
-        <w:t>5.2 사전 실행 결과 (Interim)</w:t>
+        <w:t>5.2 사전 실행 결과</w:t>
+      </w:r>
+    </w:p>
+    <w:p>
+      <w:r>
+        <w:t xml:space="preserve">5/26 재실행 결과 — 통신 흐름은 정상 동작하나, </w:t>
+      </w:r>
+      <w:r>
+        <w:rPr>
+          <w:b/>
+        </w:rPr>
+        <w:t>첫 지점에서 역기구학(IK) 계획 실패로 사전 실행 흐름 종료</w:t>
+      </w:r>
+      <w:r>
+        <w:t>.</w:t>
       </w:r>
     </w:p>
     <w:p/>
@@ -913,7 +943,7 @@
           </w:tcPr>
           <w:p>
             <w:r>
-              <w:t>PARTIAL → (TBD)</w:t>
+              <w:t>부분 완료(PARTIAL)</w:t>
             </w:r>
           </w:p>
         </w:tc>
@@ -923,7 +953,7 @@
           </w:tcPr>
           <w:p>
             <w:r>
-              <w:t>1/5 → (TBD)</w:t>
+              <w:t>1/5</w:t>
             </w:r>
           </w:p>
         </w:tc>
@@ -933,7 +963,7 @@
           </w:tcPr>
           <w:p>
             <w:r>
-              <w:t>self-loop 보완 후 재실행</w:t>
+              <w:t>첫 지점 plan-fail로 흐름 종료</w:t>
             </w:r>
           </w:p>
         </w:tc>
@@ -975,7 +1005,7 @@
           </w:tcPr>
           <w:p>
             <w:r>
-              <w:t>U1 PASS 후 진행</w:t>
+              <w:t>U1 흐름 안정화 이후 진행</w:t>
             </w:r>
           </w:p>
         </w:tc>
@@ -1017,7 +1047,7 @@
           </w:tcPr>
           <w:p>
             <w:r>
-              <w:t>U1 PASS 후 진행</w:t>
+              <w:t>U1 흐름 안정화 이후 진행</w:t>
             </w:r>
           </w:p>
         </w:tc>
@@ -1025,7 +1055,7 @@
     </w:tbl>
     <w:p>
       <w:r>
-        <w:t>이전 5/18 사전 실행 로그 자동 판정:</w:t>
+        <w:t>자동 판정 결과:</w:t>
       </w:r>
     </w:p>
     <w:p>
@@ -1035,31 +1065,165 @@
       </w:r>
     </w:p>
     <w:p>
+      <w:pPr>
+        <w:pStyle w:val="ListBullet"/>
+      </w:pPr>
       <w:r>
-        <w:t>확인된 정상 동작:</w:t>
-        <w:br/>
-        <w:t>- 서비스 등록 및 통신 허브 등록</w:t>
-        <w:br/>
-        <w:t>- 시뮬레이션 도구 프로젝트 열기 명령</w:t>
-        <w:br/>
-        <w:t>- 경로 외부 전달 단계 진입</w:t>
-        <w:br/>
-        <w:t xml:space="preserve">- 첫 지점 전달 (어댑터 측 경로 전달 함수 </w:t>
+        <w:t>서비스 등록 및 통신 허브 등록 (Registered 'DTS Weld Seam Outer Move' with hub at 127.0.0.1:5308)</w:t>
       </w:r>
+    </w:p>
+    <w:p>
+      <w:pPr>
+        <w:pStyle w:val="ListBullet"/>
+      </w:pPr>
       <w:r>
-        <w:t>getMoveTargets</w:t>
+        <w:t>시뮬레이션 도구 프로젝트 열기 명령</w:t>
       </w:r>
+    </w:p>
+    <w:p>
+      <w:pPr>
+        <w:pStyle w:val="ListBullet"/>
+      </w:pPr>
       <w:r>
-        <w:t xml:space="preserve"> 1회 호출 확인)</w:t>
+        <w:t>경로 외부 전달 단계 진입</w:t>
+      </w:r>
+    </w:p>
+    <w:p>
+      <w:pPr>
+        <w:pStyle w:val="ListBullet"/>
+      </w:pPr>
+      <w:r>
+        <w:t>첫 지점 전달 (어댑터 측 경로 전달 함수 getMoveTargets 1회 호출, Returning 1 targets)</w:t>
+      </w:r>
+    </w:p>
+    <w:p>
+      <w:pPr>
+        <w:pStyle w:val="ListBullet"/>
+      </w:pPr>
+      <w:r>
+        <w:t>self-loop 연결 구성은 정상 (확인 완료) — 초기 추정과 달리 self-loop 누락은 원인이 아님</w:t>
       </w:r>
     </w:p>
     <w:p>
       <w:r>
-        <w:t>미확인 항목:</w:t>
+        <w:t>시뮬레이션 도구 GUI 메시지:</w:t>
+      </w:r>
+    </w:p>
+    <w:p>
+      <w:r>
+        <w:t>원인 분석:</w:t>
+      </w:r>
+    </w:p>
+    <w:p>
+      <w:pPr>
+        <w:pStyle w:val="ListNumber"/>
+      </w:pPr>
+      <w:r>
+        <w:t>시뮬레이션 셀 구성이 기존 로봇(HS-180) 기준으로 유지</w:t>
+      </w:r>
+    </w:p>
+    <w:p>
+      <w:pPr>
+        <w:pStyle w:val="ListNumber"/>
+      </w:pPr>
+      <w:r>
+        <w:t>본 작업본은 원본 프로젝트(HS-180 기반)를 복사한 후 로봇 모델만 MZ07L로 교체한 상태</w:t>
+      </w:r>
+    </w:p>
+    <w:p>
+      <w:pPr>
+        <w:pStyle w:val="ListNumber"/>
+      </w:pPr>
+      <w:r>
         <w:br/>
-        <w:t>- 전체 5개 지점 순차 전달 완료 여부</w:t>
+        <w:t>작업물(part) 위치, 토치 모델, 작업 좌표계 정의가 모두 기존 로봇 기준으로 잡혀 있어, 로봇만 바꿔서는 작업물·토치·로봇 간 상대 위치 관계가 일관되지 않음</w:t>
         <w:br/>
-        <w:t>- 첫 지점 이후 다음 지점 요청 흐름의 작동 여부</w:t>
+      </w:r>
+    </w:p>
+    <w:p>
+      <w:pPr>
+        <w:pStyle w:val="ListNumber"/>
+      </w:pPr>
+      <w:r>
+        <w:br/>
+        <w:t>자세 데이터가 기존 로봇 운동학·카메라 좌표계 기준</w:t>
+        <w:br/>
+      </w:r>
+    </w:p>
+    <w:p>
+      <w:pPr>
+        <w:pStyle w:val="ListNumber"/>
+      </w:pPr>
+      <w:r>
+        <w:t>입력 경로의 자세값(예: rx ≈ -170°)은 카메라 좌표계 기준 토치 자세를 그대로 사용</w:t>
+      </w:r>
+    </w:p>
+    <w:p>
+      <w:pPr>
+        <w:pStyle w:val="ListNumber"/>
+      </w:pPr>
+      <w:r>
+        <w:t>카메라-로봇 좌표 보정 측정(Hand-Eye Calibration) 미적용 상태이므로 로봇 좌표계로의 자세 변환이 누락됨</w:t>
+      </w:r>
+    </w:p>
+    <w:p>
+      <w:pPr>
+        <w:pStyle w:val="ListNumber"/>
+      </w:pPr>
+      <w:r>
+        <w:br/>
+        <w:t>결과적으로 위치는 도달 가능 범위 내(0.32 m, MZ07L reach 0.912 m 이하)이나 해당 자세에서의 관절 해석이 실패할 가능성이 높음</w:t>
+        <w:br/>
+      </w:r>
+    </w:p>
+    <w:p>
+      <w:pPr>
+        <w:pStyle w:val="ListNumber"/>
+      </w:pPr>
+      <w:r>
+        <w:br/>
+        <w:t>로봇 기준점 보정값만 분리되고 셀 전체는 미정렬</w:t>
+        <w:br/>
+      </w:r>
+    </w:p>
+    <w:p>
+      <w:pPr>
+        <w:pStyle w:val="ListNumber"/>
+      </w:pPr>
+      <w:r>
+        <w:t>5/18에 robot_base_m을 모델별 분리 구조로 변경했으나, 작업물·토치·작업 좌표계는 동일하게 분리되지 않음</w:t>
+      </w:r>
+    </w:p>
+    <w:p>
+      <w:pPr>
+        <w:pStyle w:val="ListNumber"/>
+      </w:pPr>
+      <w:r>
+        <w:t>로봇만 원점으로 이동시키면 작업물과 로봇이 기하학적으로 충돌하는 형태가 됨</w:t>
+      </w:r>
+    </w:p>
+    <w:p>
+      <w:pPr>
+        <w:pStyle w:val="ListBullet"/>
+      </w:pPr>
+      <w:r>
+        <w:t>통신·등록·구조 검증(시나리오 B 완료 게이트)은 충족</w:t>
+      </w:r>
+    </w:p>
+    <w:p>
+      <w:pPr>
+        <w:pStyle w:val="ListBullet"/>
+      </w:pPr>
+      <w:r>
+        <w:t>시뮬레이션 환경에서의 역기구학·도달성 정밀 검증은 본사 방문 시 측정값(T_robot_camera, TCP, 사용자 좌표계) 적용 후 가능</w:t>
+      </w:r>
+    </w:p>
+    <w:p>
+      <w:pPr>
+        <w:pStyle w:val="ListBullet"/>
+      </w:pPr>
+      <w:r>
+        <w:t>셀 정교화는 M2 이월 항목으로 분리되어 있으며, M4 진입 단계에서 통합 진행 예정</w:t>
       </w:r>
     </w:p>
     <w:p>
@@ -1198,7 +1362,7 @@
         <w:pStyle w:val="Heading3"/>
       </w:pPr>
       <w:r>
-        <w:t>시뮬레이션 흐름</w:t>
+        <w:t>시뮬레이션 흐름 — 5/26 진단 결과</w:t>
       </w:r>
     </w:p>
     <w:p>
@@ -1206,7 +1370,7 @@
         <w:pStyle w:val="ListBullet"/>
       </w:pPr>
       <w:r>
-        <w:t>사전 실행 흐름 내부의 반복 실행 연결 구성(self-loop) 유무 확인 — 5/22 진행 중</w:t>
+        <w:t>self-loop 연결 구성: 정상 (확인 완료) — 초기 추정 원인 폐기</w:t>
       </w:r>
     </w:p>
     <w:p>
@@ -1214,7 +1378,7 @@
         <w:pStyle w:val="ListBullet"/>
       </w:pPr>
       <w:r>
-        <w:t>첫 지점 이후 경로 계획 또는 역기구학 계산 단계 중단 가능성 — self-loop 보완 후에도 미해소 시 후속 점검 필요</w:t>
+        <w:t>첫 지점 역기구학 계획 실패: 확인됨 — 원인은 셀 구성·자세 데이터가 기존 로봇 기반에 묶여 있는 데 있음 (자세한 분석은 §5.2)</w:t>
       </w:r>
     </w:p>
     <w:p>
@@ -1222,7 +1386,7 @@
         <w:pStyle w:val="Heading3"/>
       </w:pPr>
       <w:r>
-        <w:t>후속 점검 절차 (self-loop 보완 후 부분 완료 상태 유지 시)</w:t>
+        <w:t>후속 점검·해소 절차</w:t>
       </w:r>
     </w:p>
     <w:p>
@@ -1230,7 +1394,7 @@
         <w:pStyle w:val="ListNumber"/>
       </w:pPr>
       <w:r>
-        <w:t>시뮬레이션 도구 로그 수준 상향 — 시뮬레이션 도구 로그 레벨을 DEBUG로 변경, 경로 외부 전달 단계 호출 추적 메시지 활성화</w:t>
+        <w:t>시뮬레이션 셀 정교화 (M2 이월 → M4 진입 단계에 통합)</w:t>
       </w:r>
     </w:p>
     <w:p>
@@ -1238,7 +1402,7 @@
         <w:pStyle w:val="ListNumber"/>
       </w:pPr>
       <w:r>
-        <w:t>단계 트리거 추적 — 어댑터 서비스 콘솔 로그에서 경로 전달 함수(getMoveTargets) 호출 회수와 직전 호출 종료 코드 확인</w:t>
+        <w:t>작업물(part) 위치, 토치 모델, 작업 좌표계를 실제 로봇(MZ07L) 기준으로 재정의</w:t>
       </w:r>
     </w:p>
     <w:p>
@@ -1246,7 +1410,7 @@
         <w:pStyle w:val="ListNumber"/>
       </w:pPr>
       <w:r>
-        <w:t>어댑터 측 호출 누락 점검 — 시뮬레이션 도구가 첫 지점 이후 다시 경로 전달 함수를 호출하지 않는지, 호출은 하지만 응답이 끊기는지 구분</w:t>
+        <w:t>로봇 기준점(robot base)과 작업물 간 상대 위치 일관성 확보</w:t>
       </w:r>
     </w:p>
     <w:p>
@@ -1254,7 +1418,7 @@
         <w:pStyle w:val="ListNumber"/>
       </w:pPr>
       <w:r>
-        <w:t>시뮬레이션 도구 화면 상태 메시지 확인 — 역기구학 실패·충돌·도달 불가 등 단계 자체 오류 메시지 유무</w:t>
+        <w:t>카메라-로봇 좌표 보정 측정(Hand-Eye Calibration) 적용</w:t>
       </w:r>
     </w:p>
     <w:p>
@@ -1262,7 +1426,31 @@
         <w:pStyle w:val="ListNumber"/>
       </w:pPr>
       <w:r>
-        <w:t>판정: 위 1~4 결과로 원인 범주 결정 — (a) 시뮬레이션 도구 측 단계 흐름 / (b) 어댑터 ↔ 시뮬레이션 도구 통신 / (c) 역기구학·경로 계획 단계 내부 실패</w:t>
+        <w:t>본사 방문 시 실측 → T_robot_camera 입력 → 자세 데이터 변환 재생성</w:t>
+      </w:r>
+    </w:p>
+    <w:p>
+      <w:pPr>
+        <w:pStyle w:val="ListNumber"/>
+      </w:pPr>
+      <w:r>
+        <w:t>변환 후 사전 실행 재검증</w:t>
+      </w:r>
+    </w:p>
+    <w:p>
+      <w:pPr>
+        <w:pStyle w:val="ListNumber"/>
+      </w:pPr>
+      <w:r>
+        <w:t>동일 입력 경로(테스트용 부위 한 곳, 다른 부위 포함)로 다시 시뮬레이션 도구 사전 실행</w:t>
+      </w:r>
+    </w:p>
+    <w:p>
+      <w:pPr>
+        <w:pStyle w:val="ListNumber"/>
+      </w:pPr>
+      <w:r>
+        <w:t>자동 판정 도구로 전체 지점 전달 확인</w:t>
       </w:r>
     </w:p>
     <w:p>
@@ -1432,7 +1620,7 @@
           </w:tcPr>
           <w:p>
             <w:r>
-              <w:t>진입 가능, 실행 예정</w:t>
+              <w:t>진입 완료 — 통신·등록·구조 검증까지 닫힘</w:t>
             </w:r>
           </w:p>
         </w:tc>
@@ -1446,7 +1634,7 @@
         <w:t>본 시점 판단</w:t>
       </w:r>
       <w:r>
-        <w:t>: 시나리오 A 진입 조건 미충족 상태가 지속되고 있으므로, M3 완료 기준을 시나리오 B로 전환하여 진행한다. 본사 방문 일정 확정 시 즉시 시나리오 A로 복귀 가능한 형태로 패키지를 유지한다.</w:t>
+        <w:t>: 시나리오 A 진입 조건 미충족 상태가 지속되어 시나리오 B로 진행했고, 본 보고서 시점에 시나리오 B 완료 게이트(통신·등록·구조 검증)는 충족된 것으로 판정한다. 역기구학·도달성 정밀 검증은 시나리오 A 진입(본사 방문 시 측정값 적용) 이후 별도 단계로 진행한다.</w:t>
       </w:r>
     </w:p>
     <w:p>

--- a/docs/SIM_REPORT_NACHI_2026-05.docx
+++ b/docs/SIM_REPORT_NACHI_2026-05.docx
@@ -11,32 +11,62 @@
       </w:r>
     </w:p>
     <w:p>
-      <w:pPr>
-        <w:pStyle w:val="Heading2"/>
-      </w:pPr>
-      <w:r>
-        <w:t>1. 요약</w:t>
+      <w:r>
+        <w:rPr>
+          <w:i/>
+        </w:rPr>
+        <w:t>작성일: 2026-05-22 (5/26 §5.2 최종 갱신)</w:t>
+        <w:br/>
+        <w:t>작성자: 강우혁</w:t>
+        <w:br/>
+        <w:t xml:space="preserve">상태: </w:t>
+      </w:r>
+      <w:r>
+        <w:rPr>
+          <w:b/>
+          <w:i/>
+        </w:rPr>
+        <w:t>시나리오 B 완료 — 로컬 시뮬레이션 기준 3개 부위 first5 사전 실행 PASS</w:t>
+      </w:r>
+      <w:r>
+        <w:rPr>
+          <w:i/>
+        </w:rPr>
+        <w:br/>
+        <w:t>범위: 본사 NACHI MZ07L 실로봇 검증 전 단계의 로컬 시뮬레이션 사전 검증 1주차 결과</w:t>
+        <w:br/>
+        <w:t>관련 일자별 dev log: [</w:t>
+      </w:r>
+      <w:r>
+        <w:rPr>
+          <w:rFonts w:ascii="Consolas" w:hAnsi="Consolas"/>
+          <w:i/>
+        </w:rPr>
+        <w:t>SIM_REPORT_NACHI_2026-05-18.md</w:t>
+      </w:r>
+      <w:r>
+        <w:rPr>
+          <w:i/>
+        </w:rPr>
+        <w:t>](SIM_REPORT_NACHI_2026-05-18.md)</w:t>
       </w:r>
     </w:p>
     <w:p>
       <w:r>
-        <w:t>본 주(5/18~5/22) NACHI MZ07L 실로봇 연동을 위한 시뮬레이션 사전 검증을 진행했다. 핵심 결과는 다음과 같다.</w:t>
+        <w:t>────────────────────────────────────────</w:t>
       </w:r>
     </w:p>
     <w:p>
       <w:pPr>
-        <w:pStyle w:val="ListBullet"/>
-      </w:pPr>
-      <w:r>
-        <w:t>모델 가용성 발견 — 진행 방향 변경: 기존 가정과 달리 시뮬레이션 도구 라이브러리에 현장 모델(MZ07L)이 실제 설치되어 있음을 확인. 동일 시리즈 대체 모델(MZ12) 경유 계획을 폐기하고 실제 모델 기준으로 검증 재정렬.</w:t>
+        <w:pStyle w:val="Heading2"/>
+      </w:pPr>
+      <w:r>
+        <w:t>1. 요약</w:t>
       </w:r>
     </w:p>
     <w:p>
-      <w:pPr>
-        <w:pStyle w:val="ListBullet"/>
-      </w:pPr>
-      <w:r>
-        <w:t>도달 불가 원인 식별·해소: 초기 사전 실행에서 발생한 도달 불가 오류 원인이 기존 대형 모델 기준 로봇 기준점 보정값이 그대로 적용된 데 있음을 확인. 모델별 보정값 분리 적용으로 해소.</w:t>
+      <w:r>
+        <w:t>5/18~5/22 진행분에 5/26 재검증 결과를 반영한, NACHI MZ07L 실로봇 연동을 위한 시뮬레이션 사전 검증 1주차 결과 보고. 핵심 결과는 다음과 같다.</w:t>
       </w:r>
     </w:p>
     <w:p>
@@ -44,7 +74,13 @@
         <w:pStyle w:val="ListBullet"/>
       </w:pPr>
       <w:r>
-        <w:t>자동 판정 도구 도입: 사전 실행 로그를 정상·부분 완료·실패로 자동 판정하는 도구 추가. 사람에 의한 수동 로그 검토 없이 결과 분류 가능.</w:t>
+        <w:rPr>
+          <w:b/>
+        </w:rPr>
+        <w:t>모델 가용성 발견 — 진행 방향 변경</w:t>
+      </w:r>
+      <w:r>
+        <w:t>: 기존 가정과 달리 시뮬레이션 도구 라이브러리에 현장 모델(MZ07L)이 실제 설치되어 있음을 확인. 동일 시리즈 대체 모델(MZ12) 경유 계획을 폐기하고 실제 모델 기준으로 검증 재정렬.</w:t>
       </w:r>
     </w:p>
     <w:p>
@@ -52,57 +88,72 @@
         <w:pStyle w:val="ListBullet"/>
       </w:pPr>
       <w:r>
-        <w:t>현재 상태: 사전 실행 흐름의 서비스 등록·프로젝트 열기·경로 외부 전달 단계 진입·첫 지점 전달까지 정상 동작 확인. 첫 지점에서 역기구학 계획 실패로 흐름 종료 — 원인은 셀 구성·자세 데이터가 기존 로봇 기반에 묶여 있는 데 있으며, 본사 측정값 적용 후 셀 정교화 단계에서 해소 예정.</w:t>
+        <w:rPr>
+          <w:b/>
+        </w:rPr>
+        <w:t>도달 불가 원인 식별·해소</w:t>
+      </w:r>
+      <w:r>
+        <w:t>: 초기 사전 실행에서 발생한 도달 불가 오류 원인이 기존 대형 모델 기준 로봇 기준점 보정값이 그대로 적용된 데 있음을 확인. 모델별 보정값 분리 적용으로 해소.</w:t>
       </w:r>
     </w:p>
     <w:p>
-      <w:r>
-        <w:t>본사 방문 일정 미정 상태에서도 로컬 환경에서 완결 가능한 검증 절차를 정리해 후속 작업의 재현성을 확보했다.</w:t>
+      <w:pPr>
+        <w:pStyle w:val="ListBullet"/>
+      </w:pPr>
+      <w:r>
+        <w:rPr>
+          <w:b/>
+        </w:rPr>
+        <w:t>자동 판정 도구 도입</w:t>
+      </w:r>
+      <w:r>
+        <w:t>: 사전 실행 로그를 정상·부분 완료·실패로 자동 판정하는 도구 추가. 사람에 의한 수동 로그 검토 없이 결과 분류 가능.</w:t>
       </w:r>
     </w:p>
     <w:p>
       <w:pPr>
-        <w:pStyle w:val="Heading2"/>
-      </w:pPr>
-      <w:r>
-        <w:t>2. 목적 / 범위</w:t>
+        <w:pStyle w:val="ListBullet"/>
+      </w:pPr>
+      <w:r>
+        <w:rPr>
+          <w:b/>
+        </w:rPr>
+        <w:t>현재 상태</w:t>
+      </w:r>
+      <w:r>
+        <w:t>: MZ07L 기준 셀/pose 위치를 로봇 원점에서 이격하도록 보정한 뒤, U1/U2/S5 3개 부위 first5 경로가 모두 사전 실행 PASS(각 5/5 전달)됨. 기존 실패 원인은 self-loop나 서비스 등록 문제가 아니라, seam pose가 로봇 원점 근처에 배치되어 발생한 툴-로봇 충돌 문제였음.</w:t>
       </w:r>
     </w:p>
     <w:p>
-      <w:pPr>
-        <w:pStyle w:val="Heading3"/>
-      </w:pPr>
-      <w:r>
-        <w:t>목적</w:t>
+      <w:r>
+        <w:t>본사 방문 일정 미정 상태에서도 로컬 환경에서 완결 가능한 검증 절차를 정리해 후속 작업의 재현성을 확보했다.</w:t>
       </w:r>
     </w:p>
     <w:p>
       <w:r>
-        <w:t>본사 NACHI MZ07L 실로봇에 실제로 경로를 전달하기 전, 로컬 환경에서 시뮬레이션 도구를 통해 다음 항목을 사전 확인한다.</w:t>
+        <w:t>────────────────────────────────────────</w:t>
       </w:r>
     </w:p>
     <w:p>
       <w:pPr>
-        <w:pStyle w:val="ListBullet"/>
-      </w:pPr>
-      <w:r>
-        <w:t>카메라-로봇 좌표 변환 후 로봇 좌표계 경로의 작업 공간 적합성</w:t>
+        <w:pStyle w:val="Heading2"/>
+      </w:pPr>
+      <w:r>
+        <w:t>2. 목적 / 범위</w:t>
       </w:r>
     </w:p>
     <w:p>
       <w:pPr>
-        <w:pStyle w:val="ListBullet"/>
-      </w:pPr>
-      <w:r>
-        <w:t>시뮬레이션 도구가 제공하는 역기구학 계산(IK, 로봇 관절 각도 역산), 충돌 검사, 도달성 판정 결과</w:t>
+        <w:pStyle w:val="Heading3"/>
+      </w:pPr>
+      <w:r>
+        <w:t>목적</w:t>
       </w:r>
     </w:p>
     <w:p>
-      <w:pPr>
-        <w:pStyle w:val="ListBullet"/>
-      </w:pPr>
-      <w:r>
-        <w:t>시뮬레이션 도구와 자체 코드(Python 어댑터, C# DTS) 간 통신 흐름의 정상 동작</w:t>
+      <w:r>
+        <w:t>본사 NACHI MZ07L 실로봇에 실제로 경로를 전달하기 전, 로컬 환경에서 시뮬레이션 도구를 통해 다음 항목을 사전 확인한다.</w:t>
       </w:r>
     </w:p>
     <w:p>
@@ -110,15 +161,15 @@
         <w:pStyle w:val="ListBullet"/>
       </w:pPr>
       <w:r>
-        <w:t>본사 방문 시 즉시 실행 가능한 형태로 검증 절차 및 자료 정비</w:t>
+        <w:t>카메라-로봇 좌표 변환 후 로봇 좌표계 경로의 작업 공간 적합성</w:t>
       </w:r>
     </w:p>
     <w:p>
       <w:pPr>
-        <w:pStyle w:val="Heading3"/>
-      </w:pPr>
-      <w:r>
-        <w:t>범위</w:t>
+        <w:pStyle w:val="ListBullet"/>
+      </w:pPr>
+      <w:r>
+        <w:t>시뮬레이션 도구가 제공하는 역기구학 계산(IK, 로봇 관절 각도 역산), 충돌 검사, 도달성 판정 결과</w:t>
       </w:r>
     </w:p>
     <w:p>
@@ -126,7 +177,7 @@
         <w:pStyle w:val="ListBullet"/>
       </w:pPr>
       <w:r>
-        <w:t>검증 대상: NACHI MZ07L 모델, MZ07L 라이브러리(nachi_mz07l_01) 기반 시뮬레이션 도구 환경</w:t>
+        <w:t>시뮬레이션 도구와 자체 코드(Python 어댑터, C# DTS) 간 통신 흐름의 정상 동작</w:t>
       </w:r>
     </w:p>
     <w:p>
@@ -134,23 +185,32 @@
         <w:pStyle w:val="ListBullet"/>
       </w:pPr>
       <w:r>
-        <w:t>입력 데이터: 사전 실행 전용 로봇 좌표계 기준 축소 경로 (5개 지점) — 실로봇 송신 금지</w:t>
+        <w:t>본사 방문 시 즉시 실행 가능한 형태로 검증 절차 및 자료 정비</w:t>
       </w:r>
     </w:p>
     <w:p>
       <w:pPr>
-        <w:pStyle w:val="ListBullet"/>
-      </w:pPr>
-      <w:r>
-        <w:t>제외 사항: 실로봇 통신, 카메라-로봇 좌표 보정 측정(Hand-Eye Calibration) 적용, 현장 안전 절차 검증</w:t>
+        <w:pStyle w:val="Heading3"/>
+      </w:pPr>
+      <w:r>
+        <w:t>범위</w:t>
       </w:r>
     </w:p>
     <w:p>
       <w:pPr>
-        <w:pStyle w:val="Heading3"/>
-      </w:pPr>
-      <w:r>
-        <w:t>적용 한계</w:t>
+        <w:pStyle w:val="ListBullet"/>
+      </w:pPr>
+      <w:r>
+        <w:t>검증 대상: NACHI MZ07L 모델, MZ07L 라이브러리(</w:t>
+      </w:r>
+      <w:r>
+        <w:rPr>
+          <w:rFonts w:ascii="Consolas" w:hAnsi="Consolas"/>
+        </w:rPr>
+        <w:t>nachi_mz07l_01</w:t>
+      </w:r>
+      <w:r>
+        <w:t>) 기반 시뮬레이션 도구 환경</w:t>
       </w:r>
     </w:p>
     <w:p>
@@ -158,7 +218,7 @@
         <w:pStyle w:val="ListBullet"/>
       </w:pPr>
       <w:r>
-        <w:t>현재 T_robot_camera는 임시 변환(z 축 -900mm)만 적용. 본사 현장에서 실측 후 교체 필요.</w:t>
+        <w:t>입력 데이터: 사전 실행 전용 로봇 좌표계 기준 축소 경로 (5개 지점) — 실로봇 송신 금지</w:t>
       </w:r>
     </w:p>
     <w:p>
@@ -166,23 +226,32 @@
         <w:pStyle w:val="ListBullet"/>
       </w:pPr>
       <w:r>
-        <w:t>시뮬레이션 결과는 역기구학·충돌·통신 흐름 사전 점검 목적에 한정. 실로봇 동작 100% 보장이 아님.</w:t>
+        <w:t>제외 사항: 실로봇 통신, 카메라-로봇 좌표 보정 측정(Hand-Eye Calibration) 적용, 현장 안전 절차 검증</w:t>
       </w:r>
     </w:p>
     <w:p>
       <w:pPr>
-        <w:pStyle w:val="Heading2"/>
-      </w:pPr>
-      <w:r>
-        <w:t>3. 환경 / 전제 조건</w:t>
+        <w:pStyle w:val="Heading3"/>
+      </w:pPr>
+      <w:r>
+        <w:t>적용 한계</w:t>
       </w:r>
     </w:p>
     <w:p>
       <w:pPr>
-        <w:pStyle w:val="Heading3"/>
-      </w:pPr>
-      <w:r>
-        <w:t>시뮬레이션 도구</w:t>
+        <w:pStyle w:val="ListBullet"/>
+      </w:pPr>
+      <w:r>
+        <w:t xml:space="preserve">현재 </w:t>
+      </w:r>
+      <w:r>
+        <w:rPr>
+          <w:rFonts w:ascii="Consolas" w:hAnsi="Consolas"/>
+        </w:rPr>
+        <w:t>T_robot_camera</w:t>
+      </w:r>
+      <w:r>
+        <w:t>는 임시 변환(z 축 -900mm)만 적용. 본사 현장에서 실측 후 교체 필요.</w:t>
       </w:r>
     </w:p>
     <w:p>
@@ -190,31 +259,28 @@
         <w:pStyle w:val="ListBullet"/>
       </w:pPr>
       <w:r>
-        <w:t>Mech-Mind Mech-Viz (2.1.2)</w:t>
+        <w:t>시뮬레이션 결과는 역기구학·충돌·통신 흐름 사전 점검 목적에 한정. 실로봇 동작 100% 보장이 아님.</w:t>
       </w:r>
     </w:p>
     <w:p>
-      <w:pPr>
-        <w:pStyle w:val="ListBullet"/>
-      </w:pPr>
-      <w:r>
-        <w:t>로봇 라이브러리: %APPDATA%\Mmind\Robot Library 2.0\nachi\nachi_mz07l_01\ (실제 설치 확인)</w:t>
+      <w:r>
+        <w:t>────────────────────────────────────────</w:t>
       </w:r>
     </w:p>
     <w:p>
       <w:pPr>
-        <w:pStyle w:val="Heading3"/>
-      </w:pPr>
-      <w:r>
-        <w:t>작업 위치</w:t>
+        <w:pStyle w:val="Heading2"/>
+      </w:pPr>
+      <w:r>
+        <w:t>3. 환경 / 전제 조건</w:t>
       </w:r>
     </w:p>
     <w:p>
       <w:pPr>
-        <w:pStyle w:val="ListBullet"/>
-      </w:pPr>
-      <w:r>
-        <w:t>메인 작업 위치(WSL): /home/hanmech/DTS/</w:t>
+        <w:pStyle w:val="Heading3"/>
+      </w:pPr>
+      <w:r>
+        <w:t>시뮬레이션 도구</w:t>
       </w:r>
     </w:p>
     <w:p>
@@ -222,7 +288,7 @@
         <w:pStyle w:val="ListBullet"/>
       </w:pPr>
       <w:r>
-        <w:t>공유/검토용 복사본(WSL): /home/hanmech/DTS_share/ (필요 시 동기화)</w:t>
+        <w:t>Mech-Mind Mech-Viz (2.1.2)</w:t>
       </w:r>
     </w:p>
     <w:p>
@@ -230,15 +296,24 @@
         <w:pStyle w:val="ListBullet"/>
       </w:pPr>
       <w:r>
-        <w:t>시뮬레이션 도구 프로젝트: C:\Users\hanmech\Desktop\DTS_image\Mech-Viz-dCNwPT\</w:t>
+        <w:t xml:space="preserve">로봇 라이브러리: </w:t>
+      </w:r>
+      <w:r>
+        <w:rPr>
+          <w:rFonts w:ascii="Consolas" w:hAnsi="Consolas"/>
+        </w:rPr>
+        <w:t>%APPDATA%\Mmind\Robot Library 2.0\nachi\nachi_mz07l_01\</w:t>
+      </w:r>
+      <w:r>
+        <w:t xml:space="preserve"> (실제 설치 확인)</w:t>
       </w:r>
     </w:p>
     <w:p>
       <w:pPr>
-        <w:pStyle w:val="ListBullet"/>
-      </w:pPr>
-      <w:r>
-        <w:t>원본 프로젝트 폴더는 별도 보존 (수정 금지)</w:t>
+        <w:pStyle w:val="Heading3"/>
+      </w:pPr>
+      <w:r>
+        <w:t>작업 위치</w:t>
       </w:r>
     </w:p>
     <w:p>
@@ -246,15 +321,30 @@
         <w:pStyle w:val="ListBullet"/>
       </w:pPr>
       <w:r>
-        <w:t>시뮬레이션 도구 프로젝트는 폴더명과 .viz 파일명에 민감하므로 임의 변경 금지</w:t>
+        <w:t xml:space="preserve">메인 작업 위치(WSL): </w:t>
+      </w:r>
+      <w:r>
+        <w:rPr>
+          <w:rFonts w:ascii="Consolas" w:hAnsi="Consolas"/>
+        </w:rPr>
+        <w:t>/home/hanmech/DTS/</w:t>
       </w:r>
     </w:p>
     <w:p>
       <w:pPr>
-        <w:pStyle w:val="Heading3"/>
-      </w:pPr>
-      <w:r>
-        <w:t>입력 데이터</w:t>
+        <w:pStyle w:val="ListBullet"/>
+      </w:pPr>
+      <w:r>
+        <w:t xml:space="preserve">공유/검토용 복사본(WSL): </w:t>
+      </w:r>
+      <w:r>
+        <w:rPr>
+          <w:rFonts w:ascii="Consolas" w:hAnsi="Consolas"/>
+        </w:rPr>
+        <w:t>/home/hanmech/DTS_share/</w:t>
+      </w:r>
+      <w:r>
+        <w:t xml:space="preserve"> (필요 시 동기화)</w:t>
       </w:r>
     </w:p>
     <w:p>
@@ -262,7 +352,13 @@
         <w:pStyle w:val="ListBullet"/>
       </w:pPr>
       <w:r>
-        <w:t>사전 실행 전용 로봇 좌표계 경로:</w:t>
+        <w:t xml:space="preserve">시뮬레이션 도구 프로젝트: </w:t>
+      </w:r>
+      <w:r>
+        <w:rPr>
+          <w:rFonts w:ascii="Consolas" w:hAnsi="Consolas"/>
+        </w:rPr>
+        <w:t>C:\Users\hanmech\Desktop\DTS_image\Mech-Viz-dCNwPT\</w:t>
       </w:r>
     </w:p>
     <w:p>
@@ -270,7 +366,7 @@
         <w:pStyle w:val="ListBullet"/>
       </w:pPr>
       <w:r>
-        <w:t>data/battery_case/field_test/mechviz_dryrun_robot_frame/U1_right_phase3_first5_sim_robot_frame_pose.csv</w:t>
+        <w:t>원본 프로젝트 폴더는 별도 보존 (수정 금지)</w:t>
       </w:r>
     </w:p>
     <w:p>
@@ -278,15 +374,24 @@
         <w:pStyle w:val="ListBullet"/>
       </w:pPr>
       <w:r>
-        <w:t>data/battery_case/field_test/mechviz_dryrun_robot_frame/U2_left_phase3_first5_sim_robot_frame_pose.csv</w:t>
+        <w:t xml:space="preserve">시뮬레이션 도구 프로젝트는 폴더명과 </w:t>
+      </w:r>
+      <w:r>
+        <w:rPr>
+          <w:rFonts w:ascii="Consolas" w:hAnsi="Consolas"/>
+        </w:rPr>
+        <w:t>.viz</w:t>
+      </w:r>
+      <w:r>
+        <w:t xml:space="preserve"> 파일명에 민감하므로 임의 변경 금지</w:t>
       </w:r>
     </w:p>
     <w:p>
       <w:pPr>
-        <w:pStyle w:val="ListBullet"/>
-      </w:pPr>
-      <w:r>
-        <w:t>data/battery_case/field_test/mechviz_dryrun_robot_frame/S5_long_bottom_steps_phase3_first5_sim_robot_frame_pose.csv</w:t>
+        <w:pStyle w:val="Heading3"/>
+      </w:pPr>
+      <w:r>
+        <w:t>입력 데이터</w:t>
       </w:r>
     </w:p>
     <w:p>
@@ -294,7 +399,7 @@
         <w:pStyle w:val="ListBullet"/>
       </w:pPr>
       <w:r>
-        <w:t>원본(카메라 좌표계): data/battery_case/field_test/phase3_poses/*_phase3_first5_pose.csv</w:t>
+        <w:t>사전 실행 전용 로봇 좌표계 경로:</w:t>
       </w:r>
     </w:p>
     <w:p>
@@ -302,15 +407,21 @@
         <w:pStyle w:val="ListBullet"/>
       </w:pPr>
       <w:r>
-        <w:t>변환 방식: (x, y, z) → (x, y, z − 900mm), 자세값 유지</w:t>
+        <w:rPr>
+          <w:rFonts w:ascii="Consolas" w:hAnsi="Consolas"/>
+        </w:rPr>
+        <w:t>data/battery_case/field_test/mechviz_dryrun_robot_frame/U1_right_phase3_first5_sim_robot_frame_pose.csv</w:t>
       </w:r>
     </w:p>
     <w:p>
       <w:pPr>
-        <w:pStyle w:val="Heading3"/>
-      </w:pPr>
-      <w:r>
-        <w:t>실행 설정</w:t>
+        <w:pStyle w:val="ListBullet"/>
+      </w:pPr>
+      <w:r>
+        <w:rPr>
+          <w:rFonts w:ascii="Consolas" w:hAnsi="Consolas"/>
+        </w:rPr>
+        <w:t>data/battery_case/field_test/mechviz_dryrun_robot_frame/U2_left_phase3_first5_sim_robot_frame_pose.csv</w:t>
       </w:r>
     </w:p>
     <w:p>
@@ -318,7 +429,10 @@
         <w:pStyle w:val="ListBullet"/>
       </w:pPr>
       <w:r>
-        <w:t>Runtime config: data/battery_case/mechviz_runtime_config_nachi_mz07l_dryrun.json</w:t>
+        <w:rPr>
+          <w:rFonts w:ascii="Consolas" w:hAnsi="Consolas"/>
+        </w:rPr>
+        <w:t>data/battery_case/field_test/mechviz_dryrun_robot_frame/S5_long_bottom_steps_phase3_first5_sim_robot_frame_pose.csv</w:t>
       </w:r>
     </w:p>
     <w:p>
@@ -326,23 +440,38 @@
         <w:pStyle w:val="ListBullet"/>
       </w:pPr>
       <w:r>
-        <w:t>핵심 설정: robot_base_m = [0.0, 0.0, 0.0] (MZ07L 전용 보정값)</w:t>
+        <w:t xml:space="preserve">원본(카메라 좌표계): </w:t>
+      </w:r>
+      <w:r>
+        <w:rPr>
+          <w:rFonts w:ascii="Consolas" w:hAnsi="Consolas"/>
+        </w:rPr>
+        <w:t>data/battery_case/field_test/phase3_poses/*_phase3_first5_pose.csv</w:t>
       </w:r>
     </w:p>
     <w:p>
       <w:pPr>
-        <w:pStyle w:val="Heading3"/>
-      </w:pPr>
-      <w:r>
-        <w:t>C# DTS 측 설정</w:t>
+        <w:pStyle w:val="ListBullet"/>
+      </w:pPr>
+      <w:r>
+        <w:t xml:space="preserve">변환 방식: </w:t>
+      </w:r>
+      <w:r>
+        <w:rPr>
+          <w:rFonts w:ascii="Consolas" w:hAnsi="Consolas"/>
+        </w:rPr>
+        <w:t>(x, y, z) → (x + 300mm, y + 300mm, z − 900mm)</w:t>
+      </w:r>
+      <w:r>
+        <w:t>, 자세값 유지</w:t>
       </w:r>
     </w:p>
     <w:p>
       <w:pPr>
-        <w:pStyle w:val="ListBullet"/>
-      </w:pPr>
-      <w:r>
-        <w:t>ROBOT_DELIVERY_MODE = mechviz_nachi (실로봇 직접 송신 차단)</w:t>
+        <w:pStyle w:val="Heading3"/>
+      </w:pPr>
+      <w:r>
+        <w:t>실행 설정</w:t>
       </w:r>
     </w:p>
     <w:p>
@@ -350,15 +479,30 @@
         <w:pStyle w:val="ListBullet"/>
       </w:pPr>
       <w:r>
-        <w:t>차단 검증 방법: 모의 로봇 수신측에서 1100 UDP 패킷 수신 0건 확인 + DTS 콘솔 송신 차단 사유 로그([SendGuard] Blocked) 확인 (이중 증명)</w:t>
+        <w:t xml:space="preserve">Runtime config: </w:t>
+      </w:r>
+      <w:r>
+        <w:rPr>
+          <w:rFonts w:ascii="Consolas" w:hAnsi="Consolas"/>
+        </w:rPr>
+        <w:t>data/battery_case/mechviz_runtime_config_nachi_mz07l_dryrun.json</w:t>
       </w:r>
     </w:p>
     <w:p>
       <w:pPr>
-        <w:pStyle w:val="Heading2"/>
-      </w:pPr>
-      <w:r>
-        <w:t>4. 검증 방법론</w:t>
+        <w:pStyle w:val="ListBullet"/>
+      </w:pPr>
+      <w:r>
+        <w:t xml:space="preserve">핵심 설정: </w:t>
+      </w:r>
+      <w:r>
+        <w:rPr>
+          <w:rFonts w:ascii="Consolas" w:hAnsi="Consolas"/>
+        </w:rPr>
+        <w:t>robot_base_m = [0.0, 0.0, 0.0]</w:t>
+      </w:r>
+      <w:r>
+        <w:t xml:space="preserve"> (MZ07L 전용 보정값)</w:t>
       </w:r>
     </w:p>
     <w:p>
@@ -366,10 +510,61 @@
         <w:pStyle w:val="Heading3"/>
       </w:pPr>
       <w:r>
+        <w:t>C# DTS 측 설정</w:t>
+      </w:r>
+    </w:p>
+    <w:p>
+      <w:pPr>
+        <w:pStyle w:val="ListBullet"/>
+      </w:pPr>
+      <w:r>
+        <w:rPr>
+          <w:rFonts w:ascii="Consolas" w:hAnsi="Consolas"/>
+        </w:rPr>
+        <w:t>ROBOT_DELIVERY_MODE = mechviz_nachi</w:t>
+      </w:r>
+      <w:r>
+        <w:t xml:space="preserve"> (실로봇 직접 송신 차단)</w:t>
+      </w:r>
+    </w:p>
+    <w:p>
+      <w:pPr>
+        <w:pStyle w:val="ListBullet"/>
+      </w:pPr>
+      <w:r>
+        <w:t>차단 검증 방법: 모의 로봇 수신측에서 1100 UDP 패킷 수신 0건 확인 + DTS 콘솔 송신 차단 사유 로그(</w:t>
+      </w:r>
+      <w:r>
+        <w:rPr>
+          <w:rFonts w:ascii="Consolas" w:hAnsi="Consolas"/>
+        </w:rPr>
+        <w:t>[SendGuard] Blocked</w:t>
+      </w:r>
+      <w:r>
+        <w:t>) 확인 (이중 증명)</w:t>
+      </w:r>
+    </w:p>
+    <w:p>
+      <w:r>
+        <w:t>────────────────────────────────────────</w:t>
+      </w:r>
+    </w:p>
+    <w:p>
+      <w:pPr>
+        <w:pStyle w:val="Heading2"/>
+      </w:pPr>
+      <w:r>
+        <w:t>4. 검증 방법론</w:t>
+      </w:r>
+    </w:p>
+    <w:p>
+      <w:pPr>
+        <w:pStyle w:val="Heading3"/>
+      </w:pPr>
+      <w:r>
         <w:t>Phase 정의</w:t>
       </w:r>
     </w:p>
-    <w:p/>
     <w:tbl>
       <w:tblPr>
         <w:tblStyle w:val="LightGrid-Accent1"/>
@@ -388,6 +583,14 @@
           </w:tcPr>
           <w:p>
             <w:r>
+              <w:rPr>
+                <w:b/>
+              </w:rPr>
+            </w:r>
+            <w:r>
+              <w:rPr>
+                <w:b/>
+              </w:rPr>
               <w:t>단계</w:t>
             </w:r>
           </w:p>
@@ -398,6 +601,14 @@
           </w:tcPr>
           <w:p>
             <w:r>
+              <w:rPr>
+                <w:b/>
+              </w:rPr>
+            </w:r>
+            <w:r>
+              <w:rPr>
+                <w:b/>
+              </w:rPr>
               <w:t>내용</w:t>
             </w:r>
           </w:p>
@@ -408,6 +619,14 @@
           </w:tcPr>
           <w:p>
             <w:r>
+              <w:rPr>
+                <w:b/>
+              </w:rPr>
+            </w:r>
+            <w:r>
+              <w:rPr>
+                <w:b/>
+              </w:rPr>
               <w:t>본 보고 적용</w:t>
             </w:r>
           </w:p>
@@ -419,6 +638,7 @@
             <w:tcW w:type="dxa" w:w="2880"/>
           </w:tcPr>
           <w:p>
+            <w:r/>
             <w:r>
               <w:t>Phase 0</w:t>
             </w:r>
@@ -429,6 +649,7 @@
             <w:tcW w:type="dxa" w:w="2880"/>
           </w:tcPr>
           <w:p>
+            <w:r/>
             <w:r>
               <w:t>환경 구성 (작업본 오픈, 모델 적용, 입력 데이터 준비)</w:t>
             </w:r>
@@ -439,6 +660,7 @@
             <w:tcW w:type="dxa" w:w="2880"/>
           </w:tcPr>
           <w:p>
+            <w:r/>
             <w:r>
               <w:t>포함</w:t>
             </w:r>
@@ -451,6 +673,7 @@
             <w:tcW w:type="dxa" w:w="2880"/>
           </w:tcPr>
           <w:p>
+            <w:r/>
             <w:r>
               <w:t>Phase 1</w:t>
             </w:r>
@@ -461,6 +684,7 @@
             <w:tcW w:type="dxa" w:w="2880"/>
           </w:tcPr>
           <w:p>
+            <w:r/>
             <w:r>
               <w:t>통신 흐름 검증 (서비스 등록, 통신 허브 트리거, 경로 외부 전달 단계 진입)</w:t>
             </w:r>
@@ -471,6 +695,7 @@
             <w:tcW w:type="dxa" w:w="2880"/>
           </w:tcPr>
           <w:p>
+            <w:r/>
             <w:r>
               <w:t>포함</w:t>
             </w:r>
@@ -483,6 +708,7 @@
             <w:tcW w:type="dxa" w:w="2880"/>
           </w:tcPr>
           <w:p>
+            <w:r/>
             <w:r>
               <w:t>Phase 2</w:t>
             </w:r>
@@ -493,6 +719,7 @@
             <w:tcW w:type="dxa" w:w="2880"/>
           </w:tcPr>
           <w:p>
+            <w:r/>
             <w:r>
               <w:t>사전 실행 (사전 검사 → 역기구학 → 충돌 → 순차 전달)</w:t>
             </w:r>
@@ -503,6 +730,7 @@
             <w:tcW w:type="dxa" w:w="2880"/>
           </w:tcPr>
           <w:p>
+            <w:r/>
             <w:r>
               <w:t>포함</w:t>
             </w:r>
@@ -515,6 +743,7 @@
             <w:tcW w:type="dxa" w:w="2880"/>
           </w:tcPr>
           <w:p>
+            <w:r/>
             <w:r>
               <w:t>Phase 3</w:t>
             </w:r>
@@ -525,6 +754,7 @@
             <w:tcW w:type="dxa" w:w="2880"/>
           </w:tcPr>
           <w:p>
+            <w:r/>
             <w:r>
               <w:t>실로봇 수동 도달 확인</w:t>
             </w:r>
@@ -535,6 +765,7 @@
             <w:tcW w:type="dxa" w:w="2880"/>
           </w:tcPr>
           <w:p>
+            <w:r/>
             <w:r>
               <w:t>미포함 (현장 의존)</w:t>
             </w:r>
@@ -547,6 +778,7 @@
             <w:tcW w:type="dxa" w:w="2880"/>
           </w:tcPr>
           <w:p>
+            <w:r/>
             <w:r>
               <w:t>Phase 4</w:t>
             </w:r>
@@ -557,6 +789,7 @@
             <w:tcW w:type="dxa" w:w="2880"/>
           </w:tcPr>
           <w:p>
+            <w:r/>
             <w:r>
               <w:t>실로봇 저속 자동 실행</w:t>
             </w:r>
@@ -567,6 +800,7 @@
             <w:tcW w:type="dxa" w:w="2880"/>
           </w:tcPr>
           <w:p>
+            <w:r/>
             <w:r>
               <w:t>미포함 (현장 의존)</w:t>
             </w:r>
@@ -595,7 +829,16 @@
         <w:pStyle w:val="ListBullet"/>
       </w:pPr>
       <w:r>
-        <w:t>임시 변환(z−900mm)으로 로봇 좌표계 근사 — 실측 T_robot_camera 적용 전까지 사용</w:t>
+        <w:t xml:space="preserve">임시 변환(z−900mm) 및 MZ07L 작업영역 이격(+300mm X/Y)으로 로봇 좌표계 근사 — 실측 </w:t>
+      </w:r>
+      <w:r>
+        <w:rPr>
+          <w:rFonts w:ascii="Consolas" w:hAnsi="Consolas"/>
+        </w:rPr>
+        <w:t>T_robot_camera</w:t>
+      </w:r>
+      <w:r>
+        <w:t xml:space="preserve"> 적용 전까지 사용</w:t>
       </w:r>
     </w:p>
     <w:p>
@@ -611,7 +854,31 @@
         <w:pStyle w:val="ListBullet"/>
       </w:pPr>
       <w:r>
-        <w:t>Workspace sanity (scripts/check_mz07l_workspace.py): 좌표 형식, 작업 공간, 도달 범위(912 mm, MZ07LM 카탈로그 MMZEN-327-001 기준), 인접 지점 간 변동량</w:t>
+        <w:rPr>
+          <w:b/>
+        </w:rPr>
+        <w:t>Workspace sanity</w:t>
+      </w:r>
+      <w:r>
+        <w:t xml:space="preserve"> (</w:t>
+      </w:r>
+      <w:r>
+        <w:rPr>
+          <w:rFonts w:ascii="Consolas" w:hAnsi="Consolas"/>
+        </w:rPr>
+        <w:t>scripts/check_mz07l_workspace.py</w:t>
+      </w:r>
+      <w:r>
+        <w:t xml:space="preserve">): 좌표 형식, 작업 공간, 도달 범위(912 mm, MZ07LM 카탈로그 </w:t>
+      </w:r>
+      <w:r>
+        <w:rPr>
+          <w:rFonts w:ascii="Consolas" w:hAnsi="Consolas"/>
+        </w:rPr>
+        <w:t>MMZEN-327-001</w:t>
+      </w:r>
+      <w:r>
+        <w:t xml:space="preserve"> 기준), 인접 지점 간 변동량</w:t>
       </w:r>
     </w:p>
     <w:p>
@@ -619,7 +886,22 @@
         <w:pStyle w:val="ListBullet"/>
       </w:pPr>
       <w:r>
-        <w:t>사전 실행 결과 판정 (scripts/summarize_mechviz_dryrun_log.py):</w:t>
+        <w:rPr>
+          <w:b/>
+        </w:rPr>
+        <w:t>사전 실행 결과 판정</w:t>
+      </w:r>
+      <w:r>
+        <w:t xml:space="preserve"> (</w:t>
+      </w:r>
+      <w:r>
+        <w:rPr>
+          <w:rFonts w:ascii="Consolas" w:hAnsi="Consolas"/>
+        </w:rPr>
+        <w:t>scripts/summarize_mechviz_dryrun_log.py</w:t>
+      </w:r>
+      <w:r>
+        <w:t>):</w:t>
       </w:r>
     </w:p>
     <w:p>
@@ -647,22 +929,26 @@
       </w:r>
     </w:p>
     <w:p>
-      <w:pPr>
-        <w:pStyle w:val="Heading2"/>
-      </w:pPr>
-      <w:r>
-        <w:t>5. 검증 결과</w:t>
+      <w:r>
+        <w:t>────────────────────────────────────────</w:t>
       </w:r>
     </w:p>
     <w:p>
       <w:pPr>
+        <w:pStyle w:val="Heading2"/>
+      </w:pPr>
+      <w:r>
+        <w:t>5. 검증 결과</w:t>
+      </w:r>
+    </w:p>
+    <w:p>
+      <w:pPr>
         <w:pStyle w:val="Heading3"/>
       </w:pPr>
       <w:r>
         <w:t>5.1 Workspace sanity</w:t>
       </w:r>
     </w:p>
-    <w:p/>
     <w:tbl>
       <w:tblPr>
         <w:tblStyle w:val="LightGrid-Accent1"/>
@@ -682,6 +968,14 @@
           </w:tcPr>
           <w:p>
             <w:r>
+              <w:rPr>
+                <w:b/>
+              </w:rPr>
+            </w:r>
+            <w:r>
+              <w:rPr>
+                <w:b/>
+              </w:rPr>
               <w:t>입력 파일</w:t>
             </w:r>
           </w:p>
@@ -692,6 +986,14 @@
           </w:tcPr>
           <w:p>
             <w:r>
+              <w:rPr>
+                <w:b/>
+              </w:rPr>
+            </w:r>
+            <w:r>
+              <w:rPr>
+                <w:b/>
+              </w:rPr>
               <w:t>지점 수</w:t>
             </w:r>
           </w:p>
@@ -702,6 +1004,14 @@
           </w:tcPr>
           <w:p>
             <w:r>
+              <w:rPr>
+                <w:b/>
+              </w:rPr>
+            </w:r>
+            <w:r>
+              <w:rPr>
+                <w:b/>
+              </w:rPr>
               <w:t>도달 거리 범위</w:t>
             </w:r>
           </w:p>
@@ -712,6 +1022,14 @@
           </w:tcPr>
           <w:p>
             <w:r>
+              <w:rPr>
+                <w:b/>
+              </w:rPr>
+            </w:r>
+            <w:r>
+              <w:rPr>
+                <w:b/>
+              </w:rPr>
               <w:t>결과</w:t>
             </w:r>
           </w:p>
@@ -723,7 +1041,11 @@
             <w:tcW w:type="dxa" w:w="2160"/>
           </w:tcPr>
           <w:p>
+            <w:r/>
             <w:r>
+              <w:rPr>
+                <w:rFonts w:ascii="Consolas" w:hAnsi="Consolas"/>
+              </w:rPr>
               <w:t>U1_right_phase3_first5_sim_robot_frame_pose.csv</w:t>
             </w:r>
           </w:p>
@@ -733,6 +1055,7 @@
             <w:tcW w:type="dxa" w:w="2160"/>
           </w:tcPr>
           <w:p>
+            <w:r/>
             <w:r>
               <w:t>5</w:t>
             </w:r>
@@ -743,8 +1066,9 @@
             <w:tcW w:type="dxa" w:w="2160"/>
           </w:tcPr>
           <w:p>
+            <w:r/>
             <w:r>
-              <w:t>314.9~316.6 mm</w:t>
+              <w:t>522.8~533.8 mm</w:t>
             </w:r>
           </w:p>
         </w:tc>
@@ -753,6 +1077,7 @@
             <w:tcW w:type="dxa" w:w="2160"/>
           </w:tcPr>
           <w:p>
+            <w:r/>
             <w:r>
               <w:t>PASS</w:t>
             </w:r>
@@ -765,7 +1090,11 @@
             <w:tcW w:type="dxa" w:w="2160"/>
           </w:tcPr>
           <w:p>
+            <w:r/>
             <w:r>
+              <w:rPr>
+                <w:rFonts w:ascii="Consolas" w:hAnsi="Consolas"/>
+              </w:rPr>
               <w:t>U2_left_phase3_first5_sim_robot_frame_pose.csv</w:t>
             </w:r>
           </w:p>
@@ -775,6 +1104,7 @@
             <w:tcW w:type="dxa" w:w="2160"/>
           </w:tcPr>
           <w:p>
+            <w:r/>
             <w:r>
               <w:t>5</w:t>
             </w:r>
@@ -785,8 +1115,9 @@
             <w:tcW w:type="dxa" w:w="2160"/>
           </w:tcPr>
           <w:p>
+            <w:r/>
             <w:r>
-              <w:t>332.4~337.2 mm</w:t>
+              <w:t>471.5~496.3 mm</w:t>
             </w:r>
           </w:p>
         </w:tc>
@@ -795,6 +1126,7 @@
             <w:tcW w:type="dxa" w:w="2160"/>
           </w:tcPr>
           <w:p>
+            <w:r/>
             <w:r>
               <w:t>PASS</w:t>
             </w:r>
@@ -807,7 +1139,11 @@
             <w:tcW w:type="dxa" w:w="2160"/>
           </w:tcPr>
           <w:p>
+            <w:r/>
             <w:r>
+              <w:rPr>
+                <w:rFonts w:ascii="Consolas" w:hAnsi="Consolas"/>
+              </w:rPr>
               <w:t>S5_long_bottom_steps_phase3_first5_sim_robot_frame_pose.csv</w:t>
             </w:r>
           </w:p>
@@ -817,6 +1153,7 @@
             <w:tcW w:type="dxa" w:w="2160"/>
           </w:tcPr>
           <w:p>
+            <w:r/>
             <w:r>
               <w:t>5</w:t>
             </w:r>
@@ -827,8 +1164,9 @@
             <w:tcW w:type="dxa" w:w="2160"/>
           </w:tcPr>
           <w:p>
+            <w:r/>
             <w:r>
-              <w:t>432.0~450.8 mm</w:t>
+              <w:t>373.8~385.4 mm</w:t>
             </w:r>
           </w:p>
         </w:tc>
@@ -837,6 +1175,7 @@
             <w:tcW w:type="dxa" w:w="2160"/>
           </w:tcPr>
           <w:p>
+            <w:r/>
             <w:r>
               <w:t>PASS</w:t>
             </w:r>
@@ -859,19 +1198,33 @@
     </w:p>
     <w:p>
       <w:r>
-        <w:t xml:space="preserve">5/26 재실행 결과 — 통신 흐름은 정상 동작하나, </w:t>
+        <w:rPr>
+          <w:b/>
+          <w:i/>
+        </w:rPr>
+        <w:t>self-loop</w:t>
+      </w:r>
+      <w:r>
+        <w:rPr>
+          <w:i/>
+        </w:rPr>
+        <w:t>: 시뮬레이션 도구 프로젝트 내부에서 경로 외부 전달 단계(도구 내 명칭: External Move step)가 다음 지점 요청을 다시 받기 위해 자기 자신으로 분기되는 단계 연결 구성. 누락 시 첫 지점만 전달되고 멈춤.</w:t>
+      </w:r>
+    </w:p>
+    <w:p>
+      <w:r>
+        <w:t xml:space="preserve">5/26 최종 재실행 결과 — </w:t>
       </w:r>
       <w:r>
         <w:rPr>
           <w:b/>
         </w:rPr>
-        <w:t>첫 지점에서 역기구학(IK) 계획 실패로 사전 실행 흐름 종료</w:t>
+        <w:t>3개 부위 모두 first5 사전 실행 PASS</w:t>
       </w:r>
       <w:r>
         <w:t>.</w:t>
       </w:r>
     </w:p>
-    <w:p/>
     <w:tbl>
       <w:tblPr>
         <w:tblStyle w:val="LightGrid-Accent1"/>
@@ -891,6 +1244,14 @@
           </w:tcPr>
           <w:p>
             <w:r>
+              <w:rPr>
+                <w:b/>
+              </w:rPr>
+            </w:r>
+            <w:r>
+              <w:rPr>
+                <w:b/>
+              </w:rPr>
               <w:t>부위</w:t>
             </w:r>
           </w:p>
@@ -901,6 +1262,14 @@
           </w:tcPr>
           <w:p>
             <w:r>
+              <w:rPr>
+                <w:b/>
+              </w:rPr>
+            </w:r>
+            <w:r>
+              <w:rPr>
+                <w:b/>
+              </w:rPr>
               <w:t>상태</w:t>
             </w:r>
           </w:p>
@@ -911,6 +1280,14 @@
           </w:tcPr>
           <w:p>
             <w:r>
+              <w:rPr>
+                <w:b/>
+              </w:rPr>
+            </w:r>
+            <w:r>
+              <w:rPr>
+                <w:b/>
+              </w:rPr>
               <w:t>전달 지점</w:t>
             </w:r>
           </w:p>
@@ -921,6 +1298,14 @@
           </w:tcPr>
           <w:p>
             <w:r>
+              <w:rPr>
+                <w:b/>
+              </w:rPr>
+            </w:r>
+            <w:r>
+              <w:rPr>
+                <w:b/>
+              </w:rPr>
               <w:t>비고</w:t>
             </w:r>
           </w:p>
@@ -932,8 +1317,12 @@
             <w:tcW w:type="dxa" w:w="2160"/>
           </w:tcPr>
           <w:p>
+            <w:r/>
             <w:r>
-              <w:t>테스트용 부위 한 곳 (U1)</w:t>
+              <w:rPr>
+                <w:rFonts w:ascii="Consolas" w:hAnsi="Consolas"/>
+              </w:rPr>
+              <w:t>U1_right</w:t>
             </w:r>
           </w:p>
         </w:tc>
@@ -942,8 +1331,9 @@
             <w:tcW w:type="dxa" w:w="2160"/>
           </w:tcPr>
           <w:p>
+            <w:r/>
             <w:r>
-              <w:t>부분 완료(PARTIAL)</w:t>
+              <w:t>PASS</w:t>
             </w:r>
           </w:p>
         </w:tc>
@@ -952,8 +1342,9 @@
             <w:tcW w:type="dxa" w:w="2160"/>
           </w:tcPr>
           <w:p>
+            <w:r/>
             <w:r>
-              <w:t>1/5</w:t>
+              <w:t>5/5</w:t>
             </w:r>
           </w:p>
         </w:tc>
@@ -962,8 +1353,9 @@
             <w:tcW w:type="dxa" w:w="2160"/>
           </w:tcPr>
           <w:p>
+            <w:r/>
             <w:r>
-              <w:t>첫 지점 plan-fail로 흐름 종료</w:t>
+              <w:t>MZ07L 작업영역 이격 후 전체 지점 전달</w:t>
             </w:r>
           </w:p>
         </w:tc>
@@ -974,8 +1366,12 @@
             <w:tcW w:type="dxa" w:w="2160"/>
           </w:tcPr>
           <w:p>
+            <w:r/>
             <w:r>
-              <w:t>다른 부위 (U2)</w:t>
+              <w:rPr>
+                <w:rFonts w:ascii="Consolas" w:hAnsi="Consolas"/>
+              </w:rPr>
+              <w:t>U2_left</w:t>
             </w:r>
           </w:p>
         </w:tc>
@@ -984,8 +1380,9 @@
             <w:tcW w:type="dxa" w:w="2160"/>
           </w:tcPr>
           <w:p>
+            <w:r/>
             <w:r>
-              <w:t>미진행</w:t>
+              <w:t>PASS</w:t>
             </w:r>
           </w:p>
         </w:tc>
@@ -994,8 +1391,9 @@
             <w:tcW w:type="dxa" w:w="2160"/>
           </w:tcPr>
           <w:p>
+            <w:r/>
             <w:r>
-              <w:t>-</w:t>
+              <w:t>5/5</w:t>
             </w:r>
           </w:p>
         </w:tc>
@@ -1004,8 +1402,9 @@
             <w:tcW w:type="dxa" w:w="2160"/>
           </w:tcPr>
           <w:p>
+            <w:r/>
             <w:r>
-              <w:t>U1 흐름 안정화 이후 진행</w:t>
+              <w:t>동일 조건에서 전체 지점 전달</w:t>
             </w:r>
           </w:p>
         </w:tc>
@@ -1016,8 +1415,12 @@
             <w:tcW w:type="dxa" w:w="2160"/>
           </w:tcPr>
           <w:p>
+            <w:r/>
             <w:r>
-              <w:t>다른 부위 (S5)</w:t>
+              <w:rPr>
+                <w:rFonts w:ascii="Consolas" w:hAnsi="Consolas"/>
+              </w:rPr>
+              <w:t>S5_long_bottom_steps</w:t>
             </w:r>
           </w:p>
         </w:tc>
@@ -1026,8 +1429,9 @@
             <w:tcW w:type="dxa" w:w="2160"/>
           </w:tcPr>
           <w:p>
+            <w:r/>
             <w:r>
-              <w:t>미진행</w:t>
+              <w:t>PASS</w:t>
             </w:r>
           </w:p>
         </w:tc>
@@ -1036,8 +1440,9 @@
             <w:tcW w:type="dxa" w:w="2160"/>
           </w:tcPr>
           <w:p>
+            <w:r/>
             <w:r>
-              <w:t>-</w:t>
+              <w:t>5/5</w:t>
             </w:r>
           </w:p>
         </w:tc>
@@ -1046,8 +1451,9 @@
             <w:tcW w:type="dxa" w:w="2160"/>
           </w:tcPr>
           <w:p>
+            <w:r/>
             <w:r>
-              <w:t>U1 흐름 안정화 이후 진행</w:t>
+              <w:t>동일 조건에서 전체 지점 전달</w:t>
             </w:r>
           </w:p>
         </w:tc>
@@ -1060,16 +1466,23 @@
     </w:p>
     <w:p>
       <w:r>
-        <w:t>text
-mechviz_dryrun=PARTIAL delivered=1/5 reason=delivered_1_of_5</w:t>
+        <w:rPr>
+          <w:rFonts w:ascii="Consolas" w:hAnsi="Consolas"/>
+          <w:sz w:val="18"/>
+        </w:rPr>
+        <w:t>U1_right: mechviz_dryrun=PASS delivered=5/5 reason=all_poses_delivered</w:t>
+        <w:br/>
+        <w:t>U2_left: mechviz_dryrun=PASS delivered=5/5 reason=all_poses_delivered</w:t>
+        <w:br/>
+        <w:t>S5_long_bottom_steps: mechviz_dryrun=PASS delivered=5/5 reason=all_poses_delivered</w:t>
       </w:r>
     </w:p>
     <w:p>
       <w:pPr>
-        <w:pStyle w:val="ListBullet"/>
-      </w:pPr>
-      <w:r>
-        <w:t>서비스 등록 및 통신 허브 등록 (Registered 'DTS Weld Seam Outer Move' with hub at 127.0.0.1:5308)</w:t>
+        <w:pStyle w:val="Heading4"/>
+      </w:pPr>
+      <w:r>
+        <w:t>확인된 정상 동작</w:t>
       </w:r>
     </w:p>
     <w:p>
@@ -1077,7 +1490,16 @@
         <w:pStyle w:val="ListBullet"/>
       </w:pPr>
       <w:r>
-        <w:t>시뮬레이션 도구 프로젝트 열기 명령</w:t>
+        <w:t>서비스 등록 및 통신 허브 등록 (</w:t>
+      </w:r>
+      <w:r>
+        <w:rPr>
+          <w:rFonts w:ascii="Consolas" w:hAnsi="Consolas"/>
+        </w:rPr>
+        <w:t>Registered 'DTS Weld Seam Outer Move' with hub at 127.0.0.1:5308</w:t>
+      </w:r>
+      <w:r>
+        <w:t>)</w:t>
       </w:r>
     </w:p>
     <w:p>
@@ -1085,7 +1507,7 @@
         <w:pStyle w:val="ListBullet"/>
       </w:pPr>
       <w:r>
-        <w:t>경로 외부 전달 단계 진입</w:t>
+        <w:t>시뮬레이션 도구 프로젝트 열기</w:t>
       </w:r>
     </w:p>
     <w:p>
@@ -1093,7 +1515,7 @@
         <w:pStyle w:val="ListBullet"/>
       </w:pPr>
       <w:r>
-        <w:t>첫 지점 전달 (어댑터 측 경로 전달 함수 getMoveTargets 1회 호출, Returning 1 targets)</w:t>
+        <w:t>경로 외부 전달 단계 진입</w:t>
       </w:r>
     </w:p>
     <w:p>
@@ -1101,33 +1523,297 @@
         <w:pStyle w:val="ListBullet"/>
       </w:pPr>
       <w:r>
-        <w:t>self-loop 연결 구성은 정상 (확인 완료) — 초기 추정과 달리 self-loop 누락은 원인이 아님</w:t>
+        <w:t>self-loop 연결 구성 정상 확인</w:t>
       </w:r>
     </w:p>
     <w:p>
-      <w:r>
-        <w:t>시뮬레이션 도구 GUI 메시지:</w:t>
+      <w:pPr>
+        <w:pStyle w:val="ListBullet"/>
+      </w:pPr>
+      <w:r>
+        <w:t>경로 전달 함수(</w:t>
+      </w:r>
+      <w:r>
+        <w:rPr>
+          <w:rFonts w:ascii="Consolas" w:hAnsi="Consolas"/>
+        </w:rPr>
+        <w:t>getMoveTargets</w:t>
+      </w:r>
+      <w:r>
+        <w:t>)가 각 부위별로 5개 지점을 모두 순차 반환</w:t>
       </w:r>
     </w:p>
     <w:p>
-      <w:r>
-        <w:t>원인 분석:</w:t>
+      <w:pPr>
+        <w:pStyle w:val="ListBullet"/>
+      </w:pPr>
+      <w:r>
+        <w:t xml:space="preserve">마지막 추가 호출에서 </w:t>
+      </w:r>
+      <w:r>
+        <w:rPr>
+          <w:rFonts w:ascii="Consolas" w:hAnsi="Consolas"/>
+        </w:rPr>
+        <w:t>all 5 poses delivered</w:t>
+      </w:r>
+      <w:r>
+        <w:t xml:space="preserve"> 및 </w:t>
+      </w:r>
+      <w:r>
+        <w:rPr>
+          <w:rFonts w:ascii="Consolas" w:hAnsi="Consolas"/>
+        </w:rPr>
+        <w:t>Returning 0 targets</w:t>
+      </w:r>
+      <w:r>
+        <w:t xml:space="preserve"> 확인</w:t>
       </w:r>
     </w:p>
     <w:p>
       <w:pPr>
-        <w:pStyle w:val="ListNumber"/>
-      </w:pPr>
-      <w:r>
-        <w:t>시뮬레이션 셀 구성이 기존 로봇(HS-180) 기준으로 유지</w:t>
+        <w:pStyle w:val="Heading4"/>
+      </w:pPr>
+      <w:r>
+        <w:t>실패 원인 정정 및 해소</w:t>
       </w:r>
     </w:p>
     <w:p>
-      <w:pPr>
-        <w:pStyle w:val="ListNumber"/>
-      </w:pPr>
-      <w:r>
-        <w:t>본 작업본은 원본 프로젝트(HS-180 기반)를 복사한 후 로봇 모델만 MZ07L로 교체한 상태</w:t>
+      <w:r>
+        <w:t>본 주 사전 실행은 시점별로 두 차례 실패를 거쳤다.</w:t>
+      </w:r>
+    </w:p>
+    <w:tbl>
+      <w:tblPr>
+        <w:tblStyle w:val="LightGrid-Accent1"/>
+        <w:tblW w:type="auto" w:w="0"/>
+        <w:tblLook w:firstColumn="1" w:firstRow="1" w:lastColumn="0" w:lastRow="0" w:noHBand="0" w:noVBand="1" w:val="04A0"/>
+      </w:tblPr>
+      <w:tblGrid>
+        <w:gridCol w:w="1728"/>
+        <w:gridCol w:w="1728"/>
+        <w:gridCol w:w="1728"/>
+        <w:gridCol w:w="1728"/>
+        <w:gridCol w:w="1728"/>
+      </w:tblGrid>
+      <w:tr>
+        <w:tc>
+          <w:tcPr>
+            <w:tcW w:type="dxa" w:w="1728"/>
+          </w:tcPr>
+          <w:p>
+            <w:r>
+              <w:rPr>
+                <w:b/>
+              </w:rPr>
+            </w:r>
+            <w:r>
+              <w:rPr>
+                <w:b/>
+              </w:rPr>
+              <w:t>차수</w:t>
+            </w:r>
+          </w:p>
+        </w:tc>
+        <w:tc>
+          <w:tcPr>
+            <w:tcW w:type="dxa" w:w="1728"/>
+          </w:tcPr>
+          <w:p>
+            <w:r>
+              <w:rPr>
+                <w:b/>
+              </w:rPr>
+            </w:r>
+            <w:r>
+              <w:rPr>
+                <w:b/>
+              </w:rPr>
+              <w:t>시점</w:t>
+            </w:r>
+          </w:p>
+        </w:tc>
+        <w:tc>
+          <w:tcPr>
+            <w:tcW w:type="dxa" w:w="1728"/>
+          </w:tcPr>
+          <w:p>
+            <w:r>
+              <w:rPr>
+                <w:b/>
+              </w:rPr>
+            </w:r>
+            <w:r>
+              <w:rPr>
+                <w:b/>
+              </w:rPr>
+              <w:t>증상</w:t>
+            </w:r>
+          </w:p>
+        </w:tc>
+        <w:tc>
+          <w:tcPr>
+            <w:tcW w:type="dxa" w:w="1728"/>
+          </w:tcPr>
+          <w:p>
+            <w:r>
+              <w:rPr>
+                <w:b/>
+              </w:rPr>
+            </w:r>
+            <w:r>
+              <w:rPr>
+                <w:b/>
+              </w:rPr>
+              <w:t>1차 가설</w:t>
+            </w:r>
+          </w:p>
+        </w:tc>
+        <w:tc>
+          <w:tcPr>
+            <w:tcW w:type="dxa" w:w="1728"/>
+          </w:tcPr>
+          <w:p>
+            <w:r>
+              <w:rPr>
+                <w:b/>
+              </w:rPr>
+            </w:r>
+            <w:r>
+              <w:rPr>
+                <w:b/>
+              </w:rPr>
+              <w:t>정정된 원인 / 조치</w:t>
+            </w:r>
+          </w:p>
+        </w:tc>
+      </w:tr>
+      <w:tr>
+        <w:tc>
+          <w:tcPr>
+            <w:tcW w:type="dxa" w:w="1728"/>
+          </w:tcPr>
+          <w:p>
+            <w:r/>
+            <w:r>
+              <w:t>1차</w:t>
+            </w:r>
+          </w:p>
+        </w:tc>
+        <w:tc>
+          <w:tcPr>
+            <w:tcW w:type="dxa" w:w="1728"/>
+          </w:tcPr>
+          <w:p>
+            <w:r/>
+            <w:r>
+              <w:t>5/18~5/19</w:t>
+            </w:r>
+          </w:p>
+        </w:tc>
+        <w:tc>
+          <w:tcPr>
+            <w:tcW w:type="dxa" w:w="1728"/>
+          </w:tcPr>
+          <w:p>
+            <w:r/>
+            <w:r>
+              <w:t>도달 불가(</w:t>
+            </w:r>
+            <w:r>
+              <w:rPr>
+                <w:rFonts w:ascii="Consolas" w:hAnsi="Consolas"/>
+              </w:rPr>
+              <w:t>unreachable</w:t>
+            </w:r>
+            <w:r>
+              <w:t>)</w:t>
+            </w:r>
+          </w:p>
+        </w:tc>
+        <w:tc>
+          <w:tcPr>
+            <w:tcW w:type="dxa" w:w="1728"/>
+          </w:tcPr>
+          <w:p>
+            <w:r/>
+            <w:r>
+              <w:t>모델 좌표 부적합</w:t>
+            </w:r>
+          </w:p>
+        </w:tc>
+        <w:tc>
+          <w:tcPr>
+            <w:tcW w:type="dxa" w:w="1728"/>
+          </w:tcPr>
+          <w:p>
+            <w:r/>
+            <w:r>
+              <w:t>기존 대형 모델 기준 로봇 기준점 보정값이 MZ07L에 그대로 적용. 모델별 보정값 분리(§5.3)로 해소</w:t>
+            </w:r>
+          </w:p>
+        </w:tc>
+      </w:tr>
+      <w:tr>
+        <w:tc>
+          <w:tcPr>
+            <w:tcW w:type="dxa" w:w="1728"/>
+          </w:tcPr>
+          <w:p>
+            <w:r/>
+            <w:r>
+              <w:t>2차</w:t>
+            </w:r>
+          </w:p>
+        </w:tc>
+        <w:tc>
+          <w:tcPr>
+            <w:tcW w:type="dxa" w:w="1728"/>
+          </w:tcPr>
+          <w:p>
+            <w:r/>
+            <w:r>
+              <w:t>5/24~5/25</w:t>
+            </w:r>
+          </w:p>
+        </w:tc>
+        <w:tc>
+          <w:tcPr>
+            <w:tcW w:type="dxa" w:w="1728"/>
+          </w:tcPr>
+          <w:p>
+            <w:r/>
+            <w:r>
+              <w:t>부분 완료(PARTIAL 1/5)</w:t>
+            </w:r>
+          </w:p>
+        </w:tc>
+        <w:tc>
+          <w:tcPr>
+            <w:tcW w:type="dxa" w:w="1728"/>
+          </w:tcPr>
+          <w:p>
+            <w:r/>
+            <w:r>
+              <w:t>self-loop 누락 또는 자세 기반 역기구학 실패</w:t>
+            </w:r>
+          </w:p>
+        </w:tc>
+        <w:tc>
+          <w:tcPr>
+            <w:tcW w:type="dxa" w:w="1728"/>
+          </w:tcPr>
+          <w:p>
+            <w:r/>
+            <w:r>
+              <w:t>5/26 재검토 결과 self-loop는 정상. seam pose가 로봇 원점 근처에 배치되어 충돌 — 작업영역 이격으로 해소</w:t>
+            </w:r>
+          </w:p>
+        </w:tc>
+      </w:tr>
+    </w:tbl>
+    <w:p>
+      <w:r>
+        <w:t>5/26 재검토 결과 2차 정정 사항:</w:t>
       </w:r>
     </w:p>
     <w:p>
@@ -1135,27 +1821,26 @@
         <w:pStyle w:val="ListNumber"/>
       </w:pPr>
       <w:r>
-        <w:br/>
-        <w:t>작업물(part) 위치, 토치 모델, 작업 좌표계 정의가 모두 기존 로봇 기준으로 잡혀 있어, 로봇만 바꿔서는 작업물·토치·로봇 간 상대 위치 관계가 일관되지 않음</w:t>
-        <w:br/>
+        <w:rPr>
+          <w:b/>
+        </w:rPr>
+        <w:t>self-loop 연결은 정상</w:t>
       </w:r>
     </w:p>
     <w:p>
       <w:pPr>
-        <w:pStyle w:val="ListNumber"/>
-      </w:pPr>
-      <w:r>
-        <w:br/>
-        <w:t>자세 데이터가 기존 로봇 운동학·카메라 좌표계 기준</w:t>
-        <w:br/>
+        <w:pStyle w:val="ListBullet"/>
+      </w:pPr>
+      <w:r>
+        <w:t>경로 외부 전달 단계가 자기 자신으로 다시 연결되어 있음을 GUI에서 확인</w:t>
       </w:r>
     </w:p>
     <w:p>
       <w:pPr>
-        <w:pStyle w:val="ListNumber"/>
-      </w:pPr>
-      <w:r>
-        <w:t>입력 경로의 자세값(예: rx ≈ -170°)은 카메라 좌표계 기준 토치 자세를 그대로 사용</w:t>
+        <w:pStyle w:val="ListBullet"/>
+      </w:pPr>
+      <w:r>
+        <w:t>첫 지점 이후 다음 지점 요청이 정상 발생함</w:t>
       </w:r>
     </w:p>
     <w:p>
@@ -1163,27 +1848,35 @@
         <w:pStyle w:val="ListNumber"/>
       </w:pPr>
       <w:r>
-        <w:t>카메라-로봇 좌표 보정 측정(Hand-Eye Calibration) 미적용 상태이므로 로봇 좌표계로의 자세 변환이 누락됨</w:t>
+        <w:rPr>
+          <w:b/>
+        </w:rPr>
+        <w:t>seam pose가 로봇 원점 근처에 배치되어 툴-로봇 충돌 발생</w:t>
       </w:r>
     </w:p>
     <w:p>
       <w:pPr>
-        <w:pStyle w:val="ListNumber"/>
-      </w:pPr>
-      <w:r>
-        <w:br/>
-        <w:t>결과적으로 위치는 도달 가능 범위 내(0.32 m, MZ07L reach 0.912 m 이하)이나 해당 자세에서의 관절 해석이 실패할 가능성이 높음</w:t>
-        <w:br/>
+        <w:pStyle w:val="ListBullet"/>
+      </w:pPr>
+      <w:r>
+        <w:t>기존 U1 첫 지점은 MZ07L 원점 기준 약 315 mm 위치에 있어, 토치 모델(</w:t>
+      </w:r>
+      <w:r>
+        <w:rPr>
+          <w:rFonts w:ascii="Consolas" w:hAnsi="Consolas"/>
+        </w:rPr>
+        <w:t>torch_thin</w:t>
+      </w:r>
+      <w:r>
+        <w:t>)과 로봇 위팔 간 충돌 발생</w:t>
       </w:r>
     </w:p>
     <w:p>
       <w:pPr>
-        <w:pStyle w:val="ListNumber"/>
-      </w:pPr>
-      <w:r>
-        <w:br/>
-        <w:t>로봇 기준점 보정값만 분리되고 셀 전체는 미정렬</w:t>
-        <w:br/>
+        <w:pStyle w:val="ListBullet"/>
+      </w:pPr>
+      <w:r>
+        <w:t>이는 오프셋 단독 문제가 아니라, 기존 HS-180 기준 셀에서 가져온 pose를 MZ07L 원점 근처에 그대로 둔 배치 문제</w:t>
       </w:r>
     </w:p>
     <w:p>
@@ -1191,15 +1884,18 @@
         <w:pStyle w:val="ListNumber"/>
       </w:pPr>
       <w:r>
-        <w:t>5/18에 robot_base_m을 모델별 분리 구조로 변경했으나, 작업물·토치·작업 좌표계는 동일하게 분리되지 않음</w:t>
+        <w:rPr>
+          <w:b/>
+        </w:rPr>
+        <w:t>MZ07L 작업영역 기준으로 pose와 작업물을 함께 이격 후 해소</w:t>
       </w:r>
     </w:p>
     <w:p>
       <w:pPr>
-        <w:pStyle w:val="ListNumber"/>
-      </w:pPr>
-      <w:r>
-        <w:t>로봇만 원점으로 이동시키면 작업물과 로봇이 기하학적으로 충돌하는 형태가 됨</w:t>
+        <w:pStyle w:val="ListBullet"/>
+      </w:pPr>
+      <w:r>
+        <w:t>U1/U2/S5 사전 실행 pose를 +300 mm X/Y 방향으로 이동</w:t>
       </w:r>
     </w:p>
     <w:p>
@@ -1207,7 +1903,16 @@
         <w:pStyle w:val="ListBullet"/>
       </w:pPr>
       <w:r>
-        <w:t>통신·등록·구조 검증(시나리오 B 완료 게이트)은 충족</w:t>
+        <w:t xml:space="preserve">시뮬레이션 도구의 </w:t>
+      </w:r>
+      <w:r>
+        <w:rPr>
+          <w:rFonts w:ascii="Consolas" w:hAnsi="Consolas"/>
+        </w:rPr>
+        <w:t>battery_case</w:t>
+      </w:r>
+      <w:r>
+        <w:t xml:space="preserve"> 모델도 동일 방향으로 이동</w:t>
       </w:r>
     </w:p>
     <w:p>
@@ -1215,154 +1920,128 @@
         <w:pStyle w:val="ListBullet"/>
       </w:pPr>
       <w:r>
-        <w:t>시뮬레이션 환경에서의 역기구학·도달성 정밀 검증은 본사 방문 시 측정값(T_robot_camera, TCP, 사용자 좌표계) 적용 후 가능</w:t>
+        <w:t>이격 후 3개 부위 모두 first5 사전 실행 PASS</w:t>
       </w:r>
     </w:p>
     <w:p>
       <w:pPr>
-        <w:pStyle w:val="ListBullet"/>
-      </w:pPr>
-      <w:r>
-        <w:t>셀 정교화는 M2 이월 항목으로 분리되어 있으며, M4 진입 단계에서 통합 진행 예정</w:t>
+        <w:pStyle w:val="Heading4"/>
+      </w:pPr>
+      <w:r>
+        <w:t>결론</w:t>
       </w:r>
     </w:p>
     <w:p>
       <w:pPr>
-        <w:pStyle w:val="Heading3"/>
-      </w:pPr>
-      <w:r>
-        <w:t>5.3 로봇 기준점 보정값 보완 사례</w:t>
+        <w:pStyle w:val="ListBullet"/>
+      </w:pPr>
+      <w:r>
+        <w:rPr>
+          <w:b/>
+        </w:rPr>
+        <w:t>시나리오 B 로컬 재현 검증 완료</w:t>
+      </w:r>
+      <w:r>
+        <w:t xml:space="preserve"> — 현장 의존 없이 현재 코드·설정·시뮬레이션 프로젝트만으로 3개 부위 first5 사전 실행 재현</w:t>
       </w:r>
     </w:p>
     <w:p>
-      <w:r>
-        <w:t>초기 사전 실행에서 도달 불가 오류 발생.</w:t>
+      <w:pPr>
+        <w:pStyle w:val="ListBullet"/>
+      </w:pPr>
+      <w:r>
+        <w:t>실로봇 검증은 제외 상태이며, 본 결과는 로컬 시뮬레이션 기준의 경로 전달·역기구학·충돌 검사 사전 검증 결과</w:t>
       </w:r>
     </w:p>
     <w:p>
-      <w:r>
-        <w:t>text
-Waypoint: (1.27194, -0.471724, 0.312822) → unreachable</w:t>
+      <w:pPr>
+        <w:pStyle w:val="ListBullet"/>
+      </w:pPr>
+      <w:r>
+        <w:t xml:space="preserve">향후 본사 방문 또는 실제 셀 구축 시에는 실측 </w:t>
+      </w:r>
+      <w:r>
+        <w:rPr>
+          <w:rFonts w:ascii="Consolas" w:hAnsi="Consolas"/>
+        </w:rPr>
+        <w:t>T_robot_camera</w:t>
+      </w:r>
+      <w:r>
+        <w:t>, 툴 중심점(TCP), 실제 지그/작업물 위치를 적용해 재검증 필요</w:t>
       </w:r>
     </w:p>
     <w:p>
-      <w:r>
-        <w:t>분석:</w:t>
-        <w:br/>
-        <w:t xml:space="preserve">- 시뮬레이션 도구 측 </w:t>
-      </w:r>
-      <w:r>
-        <w:t>viz_outer_move_service.py</w:t>
-      </w:r>
-      <w:r>
-        <w:t xml:space="preserve"> 기본값이 기존 대형 모델 프로젝트 가정(</w:t>
-      </w:r>
-      <w:r>
-        <w:t>robot_base = (1.3, -0.5, 0.0)</w:t>
-      </w:r>
-      <w:r>
-        <w:t>)으로 설정됨</w:t>
-        <w:br/>
-        <w:t>- MZ07L 사전 실행에서도 동일 보정값이 적용되어 첫 지점이 로봇 기준점에서 약 1.39 m 위치로 이동</w:t>
-        <w:br/>
-        <w:t>- MZ07L 도달 거리(912 mm)를 초과하므로 도달 불가 판정이 정상</w:t>
+      <w:pPr>
+        <w:pStyle w:val="Heading3"/>
+      </w:pPr>
+      <w:r>
+        <w:t>5.3 로봇 기준점 보정값 보완 사례 (5/18~5/19 1차 실패 정정)</w:t>
       </w:r>
     </w:p>
     <w:p>
       <w:r>
-        <w:t>조치:</w:t>
-        <w:br/>
-        <w:t xml:space="preserve">- </w:t>
-      </w:r>
-      <w:r>
-        <w:t>scripts/mechviz_runtime.py</w:t>
-      </w:r>
-      <w:r>
-        <w:t xml:space="preserve">에 runtime config 기반 </w:t>
-      </w:r>
-      <w:r>
-        <w:t>robot_base_m</w:t>
-      </w:r>
-      <w:r>
-        <w:t xml:space="preserve"> 설정 추가</w:t>
-        <w:br/>
-        <w:t xml:space="preserve">- MZ07L 사전 실행용 config: </w:t>
-      </w:r>
-      <w:r>
-        <w:t>robot_base_m = [0.0, 0.0, 0.0]</w:t>
+        <w:t>5/18~5/19 1차 사전 실행에서 도달 불가 오류 발생.</w:t>
       </w:r>
     </w:p>
     <w:p>
       <w:r>
-        <w:t>결과:</w:t>
-        <w:br/>
-        <w:t>- 도달 불가 원인 해소 확인</w:t>
-        <w:br/>
-        <w:t>- 보정값 분리 적용 구조 확보 — 다른 모델 추가 시 동일 방식으로 확장 가능</w:t>
+        <w:rPr>
+          <w:rFonts w:ascii="Consolas" w:hAnsi="Consolas"/>
+          <w:sz w:val="18"/>
+        </w:rPr>
+        <w:t>Waypoint: (1.27194, -0.471724, 0.312822) → unreachable</w:t>
       </w:r>
     </w:p>
     <w:p>
-      <w:pPr>
-        <w:pStyle w:val="Heading3"/>
-      </w:pPr>
-      <w:r>
-        <w:t>5.4 자동 판정 도구 도입 효과</w:t>
+      <w:r>
+        <w:t>분석:</w:t>
       </w:r>
     </w:p>
     <w:p>
-      <w:r>
-        <w:t>도입 전:</w:t>
-        <w:br/>
-        <w:t xml:space="preserve">- 사전 실행 로그를 사람이 직접 읽고 </w:t>
-      </w:r>
-      <w:r>
-        <w:t>[gather_targets]</w:t>
-      </w:r>
-      <w:r>
-        <w:t xml:space="preserve"> 호출 수를 수동으로 카운트</w:t>
-        <w:br/>
-        <w:t>- 결과를 보고서·일일업무일지에 옮길 때마다 재현 부정확</w:t>
+      <w:pPr>
+        <w:pStyle w:val="ListBullet"/>
+      </w:pPr>
+      <w:r>
+        <w:t xml:space="preserve">시뮬레이션 도구 측 </w:t>
+      </w:r>
+      <w:r>
+        <w:rPr>
+          <w:rFonts w:ascii="Consolas" w:hAnsi="Consolas"/>
+        </w:rPr>
+        <w:t>viz_outer_move_service.py</w:t>
+      </w:r>
+      <w:r>
+        <w:t xml:space="preserve"> 기본값이 기존 대형 모델 프로젝트 가정(</w:t>
+      </w:r>
+      <w:r>
+        <w:rPr>
+          <w:rFonts w:ascii="Consolas" w:hAnsi="Consolas"/>
+        </w:rPr>
+        <w:t>robot_base = (1.3, -0.5, 0.0)</w:t>
+      </w:r>
+      <w:r>
+        <w:t>)으로 설정됨</w:t>
       </w:r>
     </w:p>
     <w:p>
-      <w:r>
-        <w:t>도입 후:</w:t>
-        <w:br/>
-        <w:t xml:space="preserve">- </w:t>
-      </w:r>
-      <w:r>
-        <w:t>scripts/summarize_mechviz_dryrun_log.py</w:t>
-      </w:r>
-      <w:r>
-        <w:t>로 단일 명령 판정</w:t>
-        <w:br/>
-        <w:t xml:space="preserve">- 출력: </w:t>
-      </w:r>
-      <w:r>
-        <w:t>PASS / PARTIAL / FAIL</w:t>
-      </w:r>
-      <w:r>
-        <w:t>, 전달 지점 수, 마지막 호출 회차, 입력 경로 파일</w:t>
-        <w:br/>
-        <w:t>- 단위 테스트 6건 통과로 동작 보증</w:t>
-        <w:br/>
-        <w:t>- 현장 빠른 실행 가이드 및 패키지 문서에 사용 절차 반영 완료</w:t>
+      <w:pPr>
+        <w:pStyle w:val="ListBullet"/>
+      </w:pPr>
+      <w:r>
+        <w:t>MZ07L 사전 실행에서도 동일 보정값이 적용되어 첫 지점이 로봇 기준점에서 약 1.39 m 위치로 이동</w:t>
       </w:r>
     </w:p>
     <w:p>
       <w:pPr>
-        <w:pStyle w:val="Heading2"/>
-      </w:pPr>
-      <w:r>
-        <w:t>6. 남은 이슈 / 미해결 항목</w:t>
+        <w:pStyle w:val="ListBullet"/>
+      </w:pPr>
+      <w:r>
+        <w:t>MZ07L 도달 거리(912 mm)를 초과하므로 도달 불가 판정이 정상</w:t>
       </w:r>
     </w:p>
     <w:p>
-      <w:pPr>
-        <w:pStyle w:val="Heading3"/>
-      </w:pPr>
-      <w:r>
-        <w:t>시뮬레이션 흐름 — 5/26 진단 결과</w:t>
+      <w:r>
+        <w:t>조치:</w:t>
       </w:r>
     </w:p>
     <w:p>
@@ -1370,7 +2049,22 @@
         <w:pStyle w:val="ListBullet"/>
       </w:pPr>
       <w:r>
-        <w:t>self-loop 연결 구성: 정상 (확인 완료) — 초기 추정 원인 폐기</w:t>
+        <w:rPr>
+          <w:rFonts w:ascii="Consolas" w:hAnsi="Consolas"/>
+        </w:rPr>
+        <w:t>scripts/mechviz_runtime.py</w:t>
+      </w:r>
+      <w:r>
+        <w:t xml:space="preserve">에 runtime config 기반 </w:t>
+      </w:r>
+      <w:r>
+        <w:rPr>
+          <w:rFonts w:ascii="Consolas" w:hAnsi="Consolas"/>
+        </w:rPr>
+        <w:t>robot_base_m</w:t>
+      </w:r>
+      <w:r>
+        <w:t xml:space="preserve"> 설정 추가</w:t>
       </w:r>
     </w:p>
     <w:p>
@@ -1378,87 +2072,117 @@
         <w:pStyle w:val="ListBullet"/>
       </w:pPr>
       <w:r>
-        <w:t>첫 지점 역기구학 계획 실패: 확인됨 — 원인은 셀 구성·자세 데이터가 기존 로봇 기반에 묶여 있는 데 있음 (자세한 분석은 §5.2)</w:t>
+        <w:t xml:space="preserve">MZ07L 사전 실행용 config: </w:t>
+      </w:r>
+      <w:r>
+        <w:rPr>
+          <w:rFonts w:ascii="Consolas" w:hAnsi="Consolas"/>
+        </w:rPr>
+        <w:t>robot_base_m = [0.0, 0.0, 0.0]</w:t>
       </w:r>
     </w:p>
     <w:p>
-      <w:pPr>
-        <w:pStyle w:val="Heading3"/>
-      </w:pPr>
-      <w:r>
-        <w:t>후속 점검·해소 절차</w:t>
+      <w:r>
+        <w:t>결과:</w:t>
       </w:r>
     </w:p>
     <w:p>
       <w:pPr>
-        <w:pStyle w:val="ListNumber"/>
-      </w:pPr>
-      <w:r>
-        <w:t>시뮬레이션 셀 정교화 (M2 이월 → M4 진입 단계에 통합)</w:t>
+        <w:pStyle w:val="ListBullet"/>
+      </w:pPr>
+      <w:r>
+        <w:t xml:space="preserve">도달 불가 원인 해소 확인 — 위 좌표는 보정값 분리 적용 </w:t>
+      </w:r>
+      <w:r>
+        <w:rPr>
+          <w:i/>
+        </w:rPr>
+        <w:t>전</w:t>
+      </w:r>
+      <w:r>
+        <w:t xml:space="preserve"> 기준이며, 분리 후 부록 B의 좌표(0.27, 0.34, 0.31)처럼 MZ07L 작업영역 내 좌표로 정정됨</w:t>
       </w:r>
     </w:p>
     <w:p>
       <w:pPr>
-        <w:pStyle w:val="ListNumber"/>
-      </w:pPr>
-      <w:r>
-        <w:t>작업물(part) 위치, 토치 모델, 작업 좌표계를 실제 로봇(MZ07L) 기준으로 재정의</w:t>
+        <w:pStyle w:val="ListBullet"/>
+      </w:pPr>
+      <w:r>
+        <w:t>보정값 분리 적용 구조 확보 — 다른 모델 추가 시 동일 방식으로 확장 가능</w:t>
       </w:r>
     </w:p>
     <w:p>
       <w:pPr>
-        <w:pStyle w:val="ListNumber"/>
-      </w:pPr>
-      <w:r>
-        <w:t>로봇 기준점(robot base)과 작업물 간 상대 위치 일관성 확보</w:t>
+        <w:pStyle w:val="Heading3"/>
+      </w:pPr>
+      <w:r>
+        <w:t>5.4 자동 판정 도구 도입 효과</w:t>
       </w:r>
     </w:p>
     <w:p>
-      <w:pPr>
-        <w:pStyle w:val="ListNumber"/>
-      </w:pPr>
-      <w:r>
-        <w:t>카메라-로봇 좌표 보정 측정(Hand-Eye Calibration) 적용</w:t>
+      <w:r>
+        <w:t>도입 전:</w:t>
       </w:r>
     </w:p>
     <w:p>
       <w:pPr>
-        <w:pStyle w:val="ListNumber"/>
-      </w:pPr>
-      <w:r>
-        <w:t>본사 방문 시 실측 → T_robot_camera 입력 → 자세 데이터 변환 재생성</w:t>
+        <w:pStyle w:val="ListBullet"/>
+      </w:pPr>
+      <w:r>
+        <w:t xml:space="preserve">사전 실행 로그를 사람이 직접 읽고 </w:t>
+      </w:r>
+      <w:r>
+        <w:rPr>
+          <w:rFonts w:ascii="Consolas" w:hAnsi="Consolas"/>
+        </w:rPr>
+        <w:t>[gather_targets]</w:t>
+      </w:r>
+      <w:r>
+        <w:t xml:space="preserve"> 호출 수를 수동으로 카운트</w:t>
       </w:r>
     </w:p>
     <w:p>
       <w:pPr>
-        <w:pStyle w:val="ListNumber"/>
-      </w:pPr>
-      <w:r>
-        <w:t>변환 후 사전 실행 재검증</w:t>
+        <w:pStyle w:val="ListBullet"/>
+      </w:pPr>
+      <w:r>
+        <w:t>결과를 보고서·일일업무일지에 옮길 때마다 재현 부정확</w:t>
       </w:r>
     </w:p>
     <w:p>
-      <w:pPr>
-        <w:pStyle w:val="ListNumber"/>
-      </w:pPr>
-      <w:r>
-        <w:t>동일 입력 경로(테스트용 부위 한 곳, 다른 부위 포함)로 다시 시뮬레이션 도구 사전 실행</w:t>
+      <w:r>
+        <w:t>도입 후:</w:t>
       </w:r>
     </w:p>
     <w:p>
       <w:pPr>
-        <w:pStyle w:val="ListNumber"/>
-      </w:pPr>
-      <w:r>
-        <w:t>자동 판정 도구로 전체 지점 전달 확인</w:t>
+        <w:pStyle w:val="ListBullet"/>
+      </w:pPr>
+      <w:r>
+        <w:rPr>
+          <w:rFonts w:ascii="Consolas" w:hAnsi="Consolas"/>
+        </w:rPr>
+        <w:t>scripts/summarize_mechviz_dryrun_log.py</w:t>
+      </w:r>
+      <w:r>
+        <w:t>로 단일 명령 판정</w:t>
       </w:r>
     </w:p>
     <w:p>
       <w:pPr>
-        <w:pStyle w:val="Heading3"/>
-      </w:pPr>
-      <w:r>
-        <w:t>현장 측정 필요 항목 (본사 방문 시 처리)</w:t>
+        <w:pStyle w:val="ListBullet"/>
+      </w:pPr>
+      <w:r>
+        <w:t xml:space="preserve">출력: </w:t>
+      </w:r>
+      <w:r>
+        <w:rPr>
+          <w:rFonts w:ascii="Consolas" w:hAnsi="Consolas"/>
+        </w:rPr>
+        <w:t>PASS / PARTIAL / FAIL</w:t>
+      </w:r>
+      <w:r>
+        <w:t>, 전달 지점 수, 마지막 호출 회차, 입력 경로 파일</w:t>
       </w:r>
     </w:p>
     <w:p>
@@ -1466,7 +2190,7 @@
         <w:pStyle w:val="ListBullet"/>
       </w:pPr>
       <w:r>
-        <w:t>카메라-로봇 좌표 변환 행렬(T_robot_camera) 실측 — 현재 임시 변환 적용 중</w:t>
+        <w:t>단위 테스트 6건 통과로 동작 보증</w:t>
       </w:r>
     </w:p>
     <w:p>
@@ -1474,23 +2198,20 @@
         <w:pStyle w:val="ListBullet"/>
       </w:pPr>
       <w:r>
-        <w:t>로봇 컨트롤러 IP, PC 할당 IP</w:t>
+        <w:t>현장 빠른 실행 가이드 및 패키지 문서에 사용 절차 반영 완료</w:t>
       </w:r>
     </w:p>
     <w:p>
-      <w:pPr>
-        <w:pStyle w:val="ListBullet"/>
-      </w:pPr>
-      <w:r>
-        <w:t>툴 중심점(TCP) 등록값, 사용자 좌표계 정의</w:t>
+      <w:r>
+        <w:t>────────────────────────────────────────</w:t>
       </w:r>
     </w:p>
     <w:p>
       <w:pPr>
-        <w:pStyle w:val="ListBullet"/>
-      </w:pPr>
-      <w:r>
-        <w:t>안전 속도 합의값, 비상 정지 절차, 용접 토치 차단 절차</w:t>
+        <w:pStyle w:val="Heading2"/>
+      </w:pPr>
+      <w:r>
+        <w:t>6. 남은 이슈 / 미해결 항목</w:t>
       </w:r>
     </w:p>
     <w:p>
@@ -1498,7 +2219,7 @@
         <w:pStyle w:val="Heading3"/>
       </w:pPr>
       <w:r>
-        <w:t>일정 종속 항목</w:t>
+        <w:t>시뮬레이션 흐름 — 5/26 최종 진단 결과</w:t>
       </w:r>
     </w:p>
     <w:p>
@@ -1506,18 +2227,709 @@
         <w:pStyle w:val="ListBullet"/>
       </w:pPr>
       <w:r>
-        <w:t>본사 방문 가능 시점 (회사 결정 대기)</w:t>
+        <w:t xml:space="preserve">self-loop 연결 구성: </w:t>
+      </w:r>
+      <w:r>
+        <w:rPr>
+          <w:b/>
+        </w:rPr>
+        <w:t>정상 (확인 완료)</w:t>
+      </w:r>
+      <w:r>
+        <w:t xml:space="preserve"> — 초기 추정 원인 폐기</w:t>
       </w:r>
     </w:p>
     <w:p>
       <w:pPr>
+        <w:pStyle w:val="ListBullet"/>
+      </w:pPr>
+      <w:r>
+        <w:t xml:space="preserve">툴-로봇 충돌: </w:t>
+      </w:r>
+      <w:r>
+        <w:rPr>
+          <w:b/>
+        </w:rPr>
+        <w:t>해소 완료</w:t>
+      </w:r>
+      <w:r>
+        <w:t xml:space="preserve"> — seam pose가 로봇 원점 근처에 있던 배치 문제로 확인, MZ07L 작업영역 이격 후 해결</w:t>
+      </w:r>
+    </w:p>
+    <w:p>
+      <w:pPr>
+        <w:pStyle w:val="ListBullet"/>
+      </w:pPr>
+      <w:r>
+        <w:t xml:space="preserve">3개 부위 first5 사전 실행: </w:t>
+      </w:r>
+      <w:r>
+        <w:rPr>
+          <w:b/>
+        </w:rPr>
+        <w:t>PASS 3/3</w:t>
+      </w:r>
+    </w:p>
+    <w:p>
+      <w:pPr>
+        <w:pStyle w:val="Heading3"/>
+      </w:pPr>
+      <w:r>
+        <w:t>후속 점검·해소 절차</w:t>
+      </w:r>
+    </w:p>
+    <w:p>
+      <w:pPr>
+        <w:pStyle w:val="ListNumber"/>
+      </w:pPr>
+      <w:r>
+        <w:rPr>
+          <w:b/>
+        </w:rPr>
+        <w:t>실제 셀 기준 좌표 재정의</w:t>
+      </w:r>
+      <w:r>
+        <w:t xml:space="preserve"> (세부 항목은 §6.1)</w:t>
+      </w:r>
+    </w:p>
+    <w:p>
+      <w:pPr>
+        <w:pStyle w:val="ListNumber"/>
+      </w:pPr>
+      <w:r>
+        <w:rPr>
+          <w:b/>
+        </w:rPr>
+        <w:t>카메라-로봇 좌표 보정 측정(Hand-Eye Calibration) 적용</w:t>
+      </w:r>
+    </w:p>
+    <w:p>
+      <w:pPr>
+        <w:pStyle w:val="ListBullet"/>
+      </w:pPr>
+      <w:r>
+        <w:t xml:space="preserve">본사 방문 시 실측 → </w:t>
+      </w:r>
+      <w:r>
+        <w:rPr>
+          <w:rFonts w:ascii="Consolas" w:hAnsi="Consolas"/>
+        </w:rPr>
+        <w:t>T_robot_camera</w:t>
+      </w:r>
+      <w:r>
+        <w:t xml:space="preserve"> 입력 → 자세 데이터 변환 재생성</w:t>
+      </w:r>
+    </w:p>
+    <w:p>
+      <w:pPr>
+        <w:pStyle w:val="ListNumber"/>
+      </w:pPr>
+      <w:r>
+        <w:rPr>
+          <w:b/>
+        </w:rPr>
+        <w:t>변환 후 사전 실행 재검증</w:t>
+      </w:r>
+    </w:p>
+    <w:p>
+      <w:pPr>
+        <w:pStyle w:val="ListBullet"/>
+      </w:pPr>
+      <w:r>
+        <w:t>동일 입력 경로(테스트용 부위 한 곳, 다른 부위 포함)로 다시 시뮬레이션 도구 사전 실행</w:t>
+      </w:r>
+    </w:p>
+    <w:p>
+      <w:pPr>
+        <w:pStyle w:val="ListBullet"/>
+      </w:pPr>
+      <w:r>
+        <w:t>자동 판정 도구로 전체 지점 전달 확인</w:t>
+      </w:r>
+    </w:p>
+    <w:p>
+      <w:pPr>
+        <w:pStyle w:val="Heading3"/>
+      </w:pPr>
+      <w:r>
+        <w:t>6.1 시뮬레이션 셀 정교화 항목</w:t>
+      </w:r>
+    </w:p>
+    <w:p>
+      <w:r>
+        <w:t>현재 5/26 PASS 상태는 작업물과 pose를 임시로 +300 mm X/Y 이격한 상태이며, 실제 데모 셀 기준으로 옮기려면 다음 항목들의 실측·정의가 필요하다. 우선순위는 본사 방문 시점에 즉시 측정 가능 여부 기준.</w:t>
+      </w:r>
+    </w:p>
+    <w:tbl>
+      <w:tblPr>
+        <w:tblStyle w:val="LightGrid-Accent1"/>
+        <w:tblW w:type="auto" w:w="0"/>
+        <w:tblLook w:firstColumn="1" w:firstRow="1" w:lastColumn="0" w:lastRow="0" w:noHBand="0" w:noVBand="1" w:val="04A0"/>
+      </w:tblPr>
+      <w:tblGrid>
+        <w:gridCol w:w="1728"/>
+        <w:gridCol w:w="1728"/>
+        <w:gridCol w:w="1728"/>
+        <w:gridCol w:w="1728"/>
+        <w:gridCol w:w="1728"/>
+      </w:tblGrid>
+      <w:tr>
+        <w:tc>
+          <w:tcPr>
+            <w:tcW w:type="dxa" w:w="1728"/>
+          </w:tcPr>
+          <w:p>
+            <w:r>
+              <w:rPr>
+                <w:b/>
+              </w:rPr>
+            </w:r>
+            <w:r>
+              <w:rPr>
+                <w:b/>
+              </w:rPr>
+              <w:t>항목</w:t>
+            </w:r>
+          </w:p>
+        </w:tc>
+        <w:tc>
+          <w:tcPr>
+            <w:tcW w:type="dxa" w:w="1728"/>
+          </w:tcPr>
+          <w:p>
+            <w:r>
+              <w:rPr>
+                <w:b/>
+              </w:rPr>
+            </w:r>
+            <w:r>
+              <w:rPr>
+                <w:b/>
+              </w:rPr>
+              <w:t>현재 (5/26 임시 셀)</w:t>
+            </w:r>
+          </w:p>
+        </w:tc>
+        <w:tc>
+          <w:tcPr>
+            <w:tcW w:type="dxa" w:w="1728"/>
+          </w:tcPr>
+          <w:p>
+            <w:r>
+              <w:rPr>
+                <w:b/>
+              </w:rPr>
+            </w:r>
+            <w:r>
+              <w:rPr>
+                <w:b/>
+              </w:rPr>
+              <w:t>정교화 작업</w:t>
+            </w:r>
+          </w:p>
+        </w:tc>
+        <w:tc>
+          <w:tcPr>
+            <w:tcW w:type="dxa" w:w="1728"/>
+          </w:tcPr>
+          <w:p>
+            <w:r>
+              <w:rPr>
+                <w:b/>
+              </w:rPr>
+            </w:r>
+            <w:r>
+              <w:rPr>
+                <w:b/>
+              </w:rPr>
+              <w:t>측정/입력 출처</w:t>
+            </w:r>
+          </w:p>
+        </w:tc>
+        <w:tc>
+          <w:tcPr>
+            <w:tcW w:type="dxa" w:w="1728"/>
+          </w:tcPr>
+          <w:p>
+            <w:r>
+              <w:rPr>
+                <w:b/>
+              </w:rPr>
+            </w:r>
+            <w:r>
+              <w:rPr>
+                <w:b/>
+              </w:rPr>
+              <w:t>우선순위</w:t>
+            </w:r>
+          </w:p>
+        </w:tc>
+      </w:tr>
+      <w:tr>
+        <w:tc>
+          <w:tcPr>
+            <w:tcW w:type="dxa" w:w="1728"/>
+          </w:tcPr>
+          <w:p>
+            <w:r/>
+            <w:r>
+              <w:t>작업물(</w:t>
+            </w:r>
+            <w:r>
+              <w:rPr>
+                <w:rFonts w:ascii="Consolas" w:hAnsi="Consolas"/>
+              </w:rPr>
+              <w:t>battery_case</w:t>
+            </w:r>
+            <w:r>
+              <w:t>) 위치</w:t>
+            </w:r>
+          </w:p>
+        </w:tc>
+        <w:tc>
+          <w:tcPr>
+            <w:tcW w:type="dxa" w:w="1728"/>
+          </w:tcPr>
+          <w:p>
+            <w:r/>
+            <w:r>
+              <w:t>시뮬레이션 도구 안에서 +300 mm X/Y 이격</w:t>
+            </w:r>
+          </w:p>
+        </w:tc>
+        <w:tc>
+          <w:tcPr>
+            <w:tcW w:type="dxa" w:w="1728"/>
+          </w:tcPr>
+          <w:p>
+            <w:r/>
+            <w:r>
+              <w:t>실 데모 셀에서 작업물 mount 위치 측정 후 시뮬에 동일 좌표로 배치</w:t>
+            </w:r>
+          </w:p>
+        </w:tc>
+        <w:tc>
+          <w:tcPr>
+            <w:tcW w:type="dxa" w:w="1728"/>
+          </w:tcPr>
+          <w:p>
+            <w:r/>
+            <w:r>
+              <w:t>본사 셀 도면 또는 실측 (작업 좌표계 원점 ↔ 작업물 기준점)</w:t>
+            </w:r>
+          </w:p>
+        </w:tc>
+        <w:tc>
+          <w:tcPr>
+            <w:tcW w:type="dxa" w:w="1728"/>
+          </w:tcPr>
+          <w:p>
+            <w:r/>
+            <w:r>
+              <w:t>높음 (Hand-Eye Calibration 직전 필요)</w:t>
+            </w:r>
+          </w:p>
+        </w:tc>
+      </w:tr>
+      <w:tr>
+        <w:tc>
+          <w:tcPr>
+            <w:tcW w:type="dxa" w:w="1728"/>
+          </w:tcPr>
+          <w:p>
+            <w:r/>
+            <w:r>
+              <w:t>지그(jig) 모델</w:t>
+            </w:r>
+          </w:p>
+        </w:tc>
+        <w:tc>
+          <w:tcPr>
+            <w:tcW w:type="dxa" w:w="1728"/>
+          </w:tcPr>
+          <w:p>
+            <w:r/>
+            <w:r>
+              <w:t>미포함</w:t>
+            </w:r>
+          </w:p>
+        </w:tc>
+        <w:tc>
+          <w:tcPr>
+            <w:tcW w:type="dxa" w:w="1728"/>
+          </w:tcPr>
+          <w:p>
+            <w:r/>
+            <w:r>
+              <w:t>작업물 고정 지그 형상을 단순 박스/메시로 충돌체 추가</w:t>
+            </w:r>
+          </w:p>
+        </w:tc>
+        <w:tc>
+          <w:tcPr>
+            <w:tcW w:type="dxa" w:w="1728"/>
+          </w:tcPr>
+          <w:p>
+            <w:r/>
+            <w:r>
+              <w:t>본사 지그 도면 또는 사진 + 캘리퍼 실측</w:t>
+            </w:r>
+          </w:p>
+        </w:tc>
+        <w:tc>
+          <w:tcPr>
+            <w:tcW w:type="dxa" w:w="1728"/>
+          </w:tcPr>
+          <w:p>
+            <w:r/>
+            <w:r>
+              <w:t>중간 (충돌 검사 정확도)</w:t>
+            </w:r>
+          </w:p>
+        </w:tc>
+      </w:tr>
+      <w:tr>
+        <w:tc>
+          <w:tcPr>
+            <w:tcW w:type="dxa" w:w="1728"/>
+          </w:tcPr>
+          <w:p>
+            <w:r/>
+            <w:r>
+              <w:t>작업 테이블</w:t>
+            </w:r>
+          </w:p>
+        </w:tc>
+        <w:tc>
+          <w:tcPr>
+            <w:tcW w:type="dxa" w:w="1728"/>
+          </w:tcPr>
+          <w:p>
+            <w:r/>
+            <w:r>
+              <w:t>미포함</w:t>
+            </w:r>
+          </w:p>
+        </w:tc>
+        <w:tc>
+          <w:tcPr>
+            <w:tcW w:type="dxa" w:w="1728"/>
+          </w:tcPr>
+          <w:p>
+            <w:r/>
+            <w:r>
+              <w:t>테이블 상판 평면 + 높이를 충돌체로 추가, 작업물 기준 평면 정의</w:t>
+            </w:r>
+          </w:p>
+        </w:tc>
+        <w:tc>
+          <w:tcPr>
+            <w:tcW w:type="dxa" w:w="1728"/>
+          </w:tcPr>
+          <w:p>
+            <w:r/>
+            <w:r>
+              <w:t>본사 셀 실측 (높이/폭/길이)</w:t>
+            </w:r>
+          </w:p>
+        </w:tc>
+        <w:tc>
+          <w:tcPr>
+            <w:tcW w:type="dxa" w:w="1728"/>
+          </w:tcPr>
+          <w:p>
+            <w:r/>
+            <w:r>
+              <w:t>중간</w:t>
+            </w:r>
+          </w:p>
+        </w:tc>
+      </w:tr>
+      <w:tr>
+        <w:tc>
+          <w:tcPr>
+            <w:tcW w:type="dxa" w:w="1728"/>
+          </w:tcPr>
+          <w:p>
+            <w:r/>
+            <w:r>
+              <w:t>TCP(</w:t>
+            </w:r>
+            <w:r>
+              <w:rPr>
+                <w:rFonts w:ascii="Consolas" w:hAnsi="Consolas"/>
+              </w:rPr>
+              <w:t>torch_thin</w:t>
+            </w:r>
+            <w:r>
+              <w:t xml:space="preserve"> 끝점)</w:t>
+            </w:r>
+          </w:p>
+        </w:tc>
+        <w:tc>
+          <w:tcPr>
+            <w:tcW w:type="dxa" w:w="1728"/>
+          </w:tcPr>
+          <w:p>
+            <w:r/>
+            <w:r>
+              <w:t xml:space="preserve">시뮬레이션 도구 기본 </w:t>
+            </w:r>
+            <w:r>
+              <w:rPr>
+                <w:rFonts w:ascii="Consolas" w:hAnsi="Consolas"/>
+              </w:rPr>
+              <w:t>torch_thin</w:t>
+            </w:r>
+            <w:r>
+              <w:t xml:space="preserve"> 모델, TCP 오프셋 미정밀화</w:t>
+            </w:r>
+          </w:p>
+        </w:tc>
+        <w:tc>
+          <w:tcPr>
+            <w:tcW w:type="dxa" w:w="1728"/>
+          </w:tcPr>
+          <w:p>
+            <w:r/>
+            <w:r>
+              <w:t xml:space="preserve">실 토치 모델 등록(또는 </w:t>
+            </w:r>
+            <w:r>
+              <w:rPr>
+                <w:rFonts w:ascii="Consolas" w:hAnsi="Consolas"/>
+              </w:rPr>
+              <w:t>torch_thin</w:t>
+            </w:r>
+            <w:r>
+              <w:t xml:space="preserve"> 치수 보정) + TCP 등록값 실측 후 입력</w:t>
+            </w:r>
+          </w:p>
+        </w:tc>
+        <w:tc>
+          <w:tcPr>
+            <w:tcW w:type="dxa" w:w="1728"/>
+          </w:tcPr>
+          <w:p>
+            <w:r/>
+            <w:r>
+              <w:t>본사 토치 spec + 티치펜던트 등록값</w:t>
+            </w:r>
+          </w:p>
+        </w:tc>
+        <w:tc>
+          <w:tcPr>
+            <w:tcW w:type="dxa" w:w="1728"/>
+          </w:tcPr>
+          <w:p>
+            <w:r/>
+            <w:r>
+              <w:t>높음 (도달성/충돌 모두 영향)</w:t>
+            </w:r>
+          </w:p>
+        </w:tc>
+      </w:tr>
+      <w:tr>
+        <w:tc>
+          <w:tcPr>
+            <w:tcW w:type="dxa" w:w="1728"/>
+          </w:tcPr>
+          <w:p>
+            <w:r/>
+            <w:r>
+              <w:t>주변 장애물(차폐벽/와이어 송급기 등)</w:t>
+            </w:r>
+          </w:p>
+        </w:tc>
+        <w:tc>
+          <w:tcPr>
+            <w:tcW w:type="dxa" w:w="1728"/>
+          </w:tcPr>
+          <w:p>
+            <w:r/>
+            <w:r>
+              <w:t>미포함</w:t>
+            </w:r>
+          </w:p>
+        </w:tc>
+        <w:tc>
+          <w:tcPr>
+            <w:tcW w:type="dxa" w:w="1728"/>
+          </w:tcPr>
+          <w:p>
+            <w:r/>
+            <w:r>
+              <w:t>셀 내 주요 정적 장애물을 단순 충돌체로 추가</w:t>
+            </w:r>
+          </w:p>
+        </w:tc>
+        <w:tc>
+          <w:tcPr>
+            <w:tcW w:type="dxa" w:w="1728"/>
+          </w:tcPr>
+          <w:p>
+            <w:r/>
+            <w:r>
+              <w:t>본사 셀 사진 + 실측</w:t>
+            </w:r>
+          </w:p>
+        </w:tc>
+        <w:tc>
+          <w:tcPr>
+            <w:tcW w:type="dxa" w:w="1728"/>
+          </w:tcPr>
+          <w:p>
+            <w:r/>
+            <w:r>
+              <w:t>낮음 (1차 dry-run 영향 작음)</w:t>
+            </w:r>
+          </w:p>
+        </w:tc>
+      </w:tr>
+      <w:tr>
+        <w:tc>
+          <w:tcPr>
+            <w:tcW w:type="dxa" w:w="1728"/>
+          </w:tcPr>
+          <w:p>
+            <w:r/>
+            <w:r>
+              <w:t>사용자 좌표계(workobject)</w:t>
+            </w:r>
+          </w:p>
+        </w:tc>
+        <w:tc>
+          <w:tcPr>
+            <w:tcW w:type="dxa" w:w="1728"/>
+          </w:tcPr>
+          <w:p>
+            <w:r/>
+            <w:r>
+              <w:t>로봇 기준점과 작업물이 동일 좌표계</w:t>
+            </w:r>
+          </w:p>
+        </w:tc>
+        <w:tc>
+          <w:tcPr>
+            <w:tcW w:type="dxa" w:w="1728"/>
+          </w:tcPr>
+          <w:p>
+            <w:r/>
+            <w:r>
+              <w:t>작업 좌표계를 별도 정의해 pose 변환 일관성 확보</w:t>
+            </w:r>
+          </w:p>
+        </w:tc>
+        <w:tc>
+          <w:tcPr>
+            <w:tcW w:type="dxa" w:w="1728"/>
+          </w:tcPr>
+          <w:p>
+            <w:r/>
+            <w:r>
+              <w:t>본사 셀 정의 합의</w:t>
+            </w:r>
+          </w:p>
+        </w:tc>
+        <w:tc>
+          <w:tcPr>
+            <w:tcW w:type="dxa" w:w="1728"/>
+          </w:tcPr>
+          <w:p>
+            <w:r/>
+            <w:r>
+              <w:t>중간</w:t>
+            </w:r>
+          </w:p>
+        </w:tc>
+      </w:tr>
+    </w:tbl>
+    <w:p>
+      <w:r>
+        <w:rPr>
+          <w:i/>
+        </w:rPr>
+        <w:t>적용 순서 권고: 작업물 위치 → TCP → 지그/테이블 → 사용자 좌표계 → 주변 장애물. 작업물 위치와 TCP가 잡히면 §D-2 절차로 다시 사전 실행해 PASS 확인 가능. 지그/테이블은 충돌 검사 정밀도를 위해, 주변 장애물은 안정성 단계에서 추가.</w:t>
+      </w:r>
+    </w:p>
+    <w:p>
+      <w:pPr>
+        <w:pStyle w:val="Heading3"/>
+      </w:pPr>
+      <w:r>
+        <w:t>현장 측정 필요 항목 (본사 방문 시 처리)</w:t>
+      </w:r>
+    </w:p>
+    <w:p>
+      <w:pPr>
+        <w:pStyle w:val="ListBullet"/>
+      </w:pPr>
+      <w:r>
+        <w:t>카메라-로봇 좌표 변환 행렬(</w:t>
+      </w:r>
+      <w:r>
+        <w:rPr>
+          <w:rFonts w:ascii="Consolas" w:hAnsi="Consolas"/>
+        </w:rPr>
+        <w:t>T_robot_camera</w:t>
+      </w:r>
+      <w:r>
+        <w:t>) 실측 — 현재 임시 변환 적용 중</w:t>
+      </w:r>
+    </w:p>
+    <w:p>
+      <w:pPr>
+        <w:pStyle w:val="ListBullet"/>
+      </w:pPr>
+      <w:r>
+        <w:t>로봇 컨트롤러 IP, PC 할당 IP</w:t>
+      </w:r>
+    </w:p>
+    <w:p>
+      <w:pPr>
+        <w:pStyle w:val="ListBullet"/>
+      </w:pPr>
+      <w:r>
+        <w:t>툴 중심점(TCP) 등록값, 사용자 좌표계 정의</w:t>
+      </w:r>
+    </w:p>
+    <w:p>
+      <w:pPr>
+        <w:pStyle w:val="ListBullet"/>
+      </w:pPr>
+      <w:r>
+        <w:t>안전 속도 합의값, 비상 정지 절차, 용접 토치 차단 절차</w:t>
+      </w:r>
+    </w:p>
+    <w:p>
+      <w:pPr>
+        <w:pStyle w:val="Heading3"/>
+      </w:pPr>
+      <w:r>
+        <w:t>일정 종속 항목</w:t>
+      </w:r>
+    </w:p>
+    <w:p>
+      <w:pPr>
+        <w:pStyle w:val="ListBullet"/>
+      </w:pPr>
+      <w:r>
+        <w:t>본사 방문 가능 시점 (회사 결정 대기)</w:t>
+      </w:r>
+    </w:p>
+    <w:p>
+      <w:r>
+        <w:t>────────────────────────────────────────</w:t>
+      </w:r>
+    </w:p>
+    <w:p>
+      <w:pPr>
         <w:pStyle w:val="Heading2"/>
       </w:pPr>
       <w:r>
         <w:t>7. M3 시나리오 판정</w:t>
       </w:r>
     </w:p>
-    <w:p/>
     <w:tbl>
       <w:tblPr>
         <w:tblStyle w:val="LightGrid-Accent1"/>
@@ -1536,6 +2948,14 @@
           </w:tcPr>
           <w:p>
             <w:r>
+              <w:rPr>
+                <w:b/>
+              </w:rPr>
+            </w:r>
+            <w:r>
+              <w:rPr>
+                <w:b/>
+              </w:rPr>
               <w:t>시나리오</w:t>
             </w:r>
           </w:p>
@@ -1546,6 +2966,14 @@
           </w:tcPr>
           <w:p>
             <w:r>
+              <w:rPr>
+                <w:b/>
+              </w:rPr>
+            </w:r>
+            <w:r>
+              <w:rPr>
+                <w:b/>
+              </w:rPr>
               <w:t>조건</w:t>
             </w:r>
           </w:p>
@@ -1556,6 +2984,14 @@
           </w:tcPr>
           <w:p>
             <w:r>
+              <w:rPr>
+                <w:b/>
+              </w:rPr>
+            </w:r>
+            <w:r>
+              <w:rPr>
+                <w:b/>
+              </w:rPr>
               <w:t>본 시점 상태</w:t>
             </w:r>
           </w:p>
@@ -1567,6 +3003,7 @@
             <w:tcW w:type="dxa" w:w="2880"/>
           </w:tcPr>
           <w:p>
+            <w:r/>
             <w:r>
               <w:t>A — 실로봇 검증</w:t>
             </w:r>
@@ -1577,6 +3014,7 @@
             <w:tcW w:type="dxa" w:w="2880"/>
           </w:tcPr>
           <w:p>
+            <w:r/>
             <w:r>
               <w:t>본사 방문 일정 확정 + 현장 측정 항목 회신 수령</w:t>
             </w:r>
@@ -1587,6 +3025,7 @@
             <w:tcW w:type="dxa" w:w="2880"/>
           </w:tcPr>
           <w:p>
+            <w:r/>
             <w:r>
               <w:t>일정 미정, 진입 불가</w:t>
             </w:r>
@@ -1599,6 +3038,7 @@
             <w:tcW w:type="dxa" w:w="2880"/>
           </w:tcPr>
           <w:p>
+            <w:r/>
             <w:r>
               <w:t>B — 로컬 재현 검증</w:t>
             </w:r>
@@ -1609,6 +3049,7 @@
             <w:tcW w:type="dxa" w:w="2880"/>
           </w:tcPr>
           <w:p>
+            <w:r/>
             <w:r>
               <w:t>현장 의존 없이 현재 패키지·코드·시뮬레이션 환경만으로 사전 검증 절차 재현 가능</w:t>
             </w:r>
@@ -1619,8 +3060,15 @@
             <w:tcW w:type="dxa" w:w="2880"/>
           </w:tcPr>
           <w:p>
+            <w:r/>
             <w:r>
-              <w:t>진입 완료 — 통신·등록·구조 검증까지 닫힘</w:t>
+              <w:rPr>
+                <w:b/>
+              </w:rPr>
+              <w:t>완료</w:t>
+            </w:r>
+            <w:r>
+              <w:t xml:space="preserve"> — 3개 부위 first5 사전 실행 PASS</w:t>
             </w:r>
           </w:p>
         </w:tc>
@@ -1634,31 +3082,28 @@
         <w:t>본 시점 판단</w:t>
       </w:r>
       <w:r>
-        <w:t>: 시나리오 A 진입 조건 미충족 상태가 지속되어 시나리오 B로 진행했고, 본 보고서 시점에 시나리오 B 완료 게이트(통신·등록·구조 검증)는 충족된 것으로 판정한다. 역기구학·도달성 정밀 검증은 시나리오 A 진입(본사 방문 시 측정값 적용) 이후 별도 단계로 진행한다.</w:t>
+        <w:t>: 시나리오 A 진입 조건 미충족 상태가 지속되어 시나리오 B로 진행했고, 본 보고서 시점에 로컬 시뮬레이션 기준 3개 부위 first5 사전 실행을 모두 통과했다. 실로봇 검증은 제외하며, 실제 셀 기준 재검증은 본사 방문 또는 실제 데모 셀 구성 이후 별도 단계로 진행한다.</w:t>
       </w:r>
     </w:p>
     <w:p>
-      <w:pPr>
-        <w:pStyle w:val="Heading2"/>
-      </w:pPr>
-      <w:r>
-        <w:t>8. 후속 계획</w:t>
+      <w:r>
+        <w:t>────────────────────────────────────────</w:t>
       </w:r>
     </w:p>
     <w:p>
       <w:pPr>
-        <w:pStyle w:val="Heading3"/>
-      </w:pPr>
-      <w:r>
-        <w:t>즉각 (5/22~5/29)</w:t>
+        <w:pStyle w:val="Heading2"/>
+      </w:pPr>
+      <w:r>
+        <w:t>8. 후속 계획</w:t>
       </w:r>
     </w:p>
     <w:p>
       <w:pPr>
-        <w:pStyle w:val="ListBullet"/>
-      </w:pPr>
-      <w:r>
-        <w:t>시뮬레이션 도구 내부 반복 실행 연결 구성 점검 및 사전 실행 재검증 (테스트용 부위 한 곳)</w:t>
+        <w:pStyle w:val="Heading3"/>
+      </w:pPr>
+      <w:r>
+        <w:t>즉각 (5/22~5/29)</w:t>
       </w:r>
     </w:p>
     <w:p>
@@ -1666,7 +3111,7 @@
         <w:pStyle w:val="ListBullet"/>
       </w:pPr>
       <w:r>
-        <w:t>정상 동작 확인 시 다른 부위 사전 실행 확장</w:t>
+        <w:t>로컬 재현 기준 검증 절차 보존 — 3개 부위 first5 PASS 결과와 실행 순서 유지</w:t>
       </w:r>
     </w:p>
     <w:p>
@@ -1674,7 +3119,7 @@
         <w:pStyle w:val="ListBullet"/>
       </w:pPr>
       <w:r>
-        <w:t>본 보고서 §5.2 갱신 (재실행 결과 반영)</w:t>
+        <w:t>시뮬레이션 셀 구성 보완 범위 검토 — 지그, 작업 테이블, 주변 장애물 모델 추가 범위 정리</w:t>
       </w:r>
     </w:p>
     <w:p>
@@ -1682,7 +3127,7 @@
         <w:pStyle w:val="ListBullet"/>
       </w:pPr>
       <w:r>
-        <w:t>로컬 재현 기준 검증 절차 점검 — 현장 의존 없이 패키지만으로 사전 검증 절차 재현 가능 여부 확인</w:t>
+        <w:t>정합 한계 부위 CAD 기준선 재검토 착수</w:t>
       </w:r>
     </w:p>
     <w:p>
@@ -1730,7 +3175,16 @@
         <w:pStyle w:val="ListBullet"/>
       </w:pPr>
       <w:r>
-        <w:t>카메라-로봇 좌표 보정 측정(Hand-Eye Calibration) 후 T_robot_camera 적용</w:t>
+        <w:t xml:space="preserve">카메라-로봇 좌표 보정 측정(Hand-Eye Calibration) 후 </w:t>
+      </w:r>
+      <w:r>
+        <w:rPr>
+          <w:rFonts w:ascii="Consolas" w:hAnsi="Consolas"/>
+        </w:rPr>
+        <w:t>T_robot_camera</w:t>
+      </w:r>
+      <w:r>
+        <w:t xml:space="preserve"> 적용</w:t>
       </w:r>
     </w:p>
     <w:p>
@@ -1758,104 +3212,79 @@
       </w:r>
     </w:p>
     <w:p>
-      <w:pPr>
-        <w:pStyle w:val="Heading2"/>
-      </w:pPr>
-      <w:r>
-        <w:t>부록 A — 자동 판정 도구 사용법</w:t>
+      <w:r>
+        <w:t>────────────────────────────────────────</w:t>
       </w:r>
     </w:p>
     <w:p>
-      <w:r>
-        <w:t>```bash</w:t>
+      <w:pPr>
+        <w:pStyle w:val="Heading2"/>
+      </w:pPr>
+      <w:r>
+        <w:t>부록 A — 자동 판정 도구 사용법</w:t>
       </w:r>
     </w:p>
     <w:p>
-      <w:pPr>
-        <w:pStyle w:val="Heading1"/>
-      </w:pPr>
-      <w:r>
-        <w:t>텍스트 출력</w:t>
-      </w:r>
-    </w:p>
-    <w:p>
-      <w:r>
+      <w:r>
+        <w:rPr>
+          <w:rFonts w:ascii="Consolas" w:hAnsi="Consolas"/>
+          <w:sz w:val="18"/>
+        </w:rPr>
+        <w:t># 텍스트 출력</w:t>
+        <w:br/>
         <w:t>python3 scripts/summarize_mechviz_dryrun_log.py \</w:t>
         <w:br/>
         <w:t xml:space="preserve">  --log &lt;서비스 로그 경로&gt;</w:t>
-      </w:r>
-    </w:p>
-    <w:p>
-      <w:pPr>
-        <w:pStyle w:val="Heading1"/>
-      </w:pPr>
-      <w:r>
-        <w:t>JSON 출력</w:t>
-      </w:r>
-    </w:p>
-    <w:p>
-      <w:r>
+        <w:br/>
+        <w:br/>
+        <w:t># JSON 출력</w:t>
+        <w:br/>
         <w:t>python3 scripts/summarize_mechviz_dryrun_log.py \</w:t>
         <w:br/>
         <w:t xml:space="preserve">  --log &lt;서비스 로그 경로&gt; \</w:t>
         <w:br/>
         <w:t xml:space="preserve">  --format json</w:t>
-        <w:br/>
-        <w:t>```</w:t>
       </w:r>
     </w:p>
     <w:p>
       <w:r>
         <w:t>출력 예 (PARTIAL):</w:t>
-        <w:br/>
-      </w:r>
-      <w:r>
-        <w:t>text
-mechviz_dryrun=PARTIAL delivered=1/5 reason=delivered_1_of_5
-last_call=1
-delivered_pose_indices=1
-source_pose_csv=C:\Users\hanmech\AppData\Local\Temp\dts_robot_frame_pose_*.csv</w:t>
       </w:r>
     </w:p>
     <w:p>
       <w:r>
-        <w:t>종료 코드:</w:t>
+        <w:rPr>
+          <w:rFonts w:ascii="Consolas" w:hAnsi="Consolas"/>
+          <w:sz w:val="18"/>
+        </w:rPr>
+        <w:t>mechviz_dryrun=PARTIAL delivered=1/5 reason=delivered_1_of_5</w:t>
         <w:br/>
-        <w:t>- 0: PASS</w:t>
+        <w:t>last_call=1</w:t>
         <w:br/>
-        <w:t>- 1: PARTIAL / FAIL</w:t>
+        <w:t>delivered_pose_indices=1</w:t>
+        <w:br/>
+        <w:t>source_pose_csv=C:\Users\hanmech\AppData\Local\Temp\dts_robot_frame_pose_*.csv</w:t>
       </w:r>
     </w:p>
     <w:p>
-      <w:pPr>
-        <w:pStyle w:val="Heading2"/>
-      </w:pPr>
-      <w:r>
-        <w:t>부록 B — 주요 로그 샘플</w:t>
+      <w:r>
+        <w:t>종료 코드:</w:t>
       </w:r>
     </w:p>
     <w:p>
-      <w:r>
-        <w:t xml:space="preserve">서비스 정상 등록 및 첫 지점 전달 (파일명의 </w:t>
-      </w:r>
-      <w:r>
-        <w:t>*</w:t>
-      </w:r>
-      <w:r>
-        <w:t>는 실행 시 자동 생성되는 UUID 부분):</w:t>
+      <w:pPr>
+        <w:pStyle w:val="ListBullet"/>
+      </w:pPr>
+      <w:r>
+        <w:t>0: PASS</w:t>
       </w:r>
     </w:p>
     <w:p>
-      <w:r>
-        <w:t>text
-Loaded 5 poses from C:\Users\hanmech\AppData\Local\Temp\dts_robot_frame_pose_*.csv
-first: world (-0.0284, 0.0380, 0.3113)  qw=0.0655
-last:  world (-0.0128, 0.0095, 0.3159)  qw=0.0853
-Registered 'DTS Weld Seam Outer Move' with hub at 127.0.0.1:5308
-Ready. Run Mech-Viz simulation — poses will be served at External Move step.
-getMoveTargets: di=0
-[gather_targets] call #1, pose 1/5: x=-0.0284 y=0.0380 z=0.3113
-Returning 1 targets</w:t>
+      <w:pPr>
+        <w:pStyle w:val="ListBullet"/>
+      </w:pPr>
+      <w:r>
+        <w:t>1: PARTIAL / FAIL</w:t>
       </w:r>
     </w:p>
     <w:p>
@@ -1863,50 +3292,776 @@
         <w:pStyle w:val="Heading2"/>
       </w:pPr>
       <w:r>
-        <w:t>부록 C — 참고 명령</w:t>
+        <w:t>부록 B — 주요 로그 샘플</w:t>
       </w:r>
     </w:p>
     <w:p>
       <w:r>
-        <w:t>워크스페이스 사전 검사:</w:t>
-        <w:br/>
-      </w:r>
-      <w:r>
-        <w:t>bash
-python3 scripts/check_mz07l_workspace.py \
-  --input &lt;pose csv&gt; \
-  --max-poses 5</w:t>
+        <w:t xml:space="preserve">서비스 정상 등록 및 5개 지점 전체 전달 (파일명의 </w:t>
+      </w:r>
+      <w:r>
+        <w:rPr>
+          <w:rFonts w:ascii="Consolas" w:hAnsi="Consolas"/>
+        </w:rPr>
+        <w:t>*</w:t>
+      </w:r>
+      <w:r>
+        <w:t>는 실행 시 자동 생성되는 UUID 부분):</w:t>
       </w:r>
     </w:p>
     <w:p>
       <w:r>
-        <w:t>사전 실행 데이터 생성:</w:t>
+        <w:rPr>
+          <w:rFonts w:ascii="Consolas" w:hAnsi="Consolas"/>
+          <w:sz w:val="18"/>
+        </w:rPr>
+        <w:t>Loaded 5 poses from C:\Users\hanmech\AppData\Local\Temp\dts_robot_frame_pose_*.csv</w:t>
         <w:br/>
-      </w:r>
-      <w:r>
-        <w:t>bash
-python3 scripts/extract_phase3_poses.py \
-  --input output/rehearsal_978/&lt;seam&gt;_pose.csv \
-  --output data/battery_case/field_test/phase3_poses/&lt;seam&gt;_phase3_first5_pose.csv \
-  --count 5 \
-  --strategy first \
-  --summary-json data/battery_case/field_test/phase3_poses/&lt;seam&gt;_phase3_first5_summary.json</w:t>
+        <w:t>first: world (0.2716, 0.3380, 0.3113)  qw=0.0655</w:t>
+        <w:br/>
+        <w:t>last:  world (0.2872, 0.3095, 0.3159)  qw=0.0853</w:t>
+        <w:br/>
+        <w:t>Registered 'DTS Weld Seam Outer Move' with hub at 127.0.0.1:5308</w:t>
+        <w:br/>
+        <w:t>Ready. Run Mech-Viz simulation — poses will be served at External Move step.</w:t>
+        <w:br/>
+        <w:t>getMoveTargets: di=0</w:t>
+        <w:br/>
+        <w:t>[gather_targets] call #1, pose 1/5: x=0.2716 y=0.3380 z=0.3113</w:t>
+        <w:br/>
+        <w:t>Returning 1 targets</w:t>
+        <w:br/>
+        <w:t>...</w:t>
+        <w:br/>
+        <w:t>[gather_targets] call #5, pose 5/5: x=0.2872 y=0.3095 z=0.3159</w:t>
+        <w:br/>
+        <w:t>Returning 1 targets</w:t>
+        <w:br/>
+        <w:t>[gather_targets] all 5 poses delivered. Returning 0 targets to finish.</w:t>
       </w:r>
     </w:p>
     <w:p>
+      <w:pPr>
+        <w:pStyle w:val="Heading2"/>
+      </w:pPr>
+      <w:r>
+        <w:t>부록 C — 참고 명령</w:t>
+      </w:r>
+    </w:p>
+    <w:p>
+      <w:r>
+        <w:t>워크스페이스 사전 검사:</w:t>
+      </w:r>
+    </w:p>
+    <w:p>
+      <w:r>
+        <w:rPr>
+          <w:rFonts w:ascii="Consolas" w:hAnsi="Consolas"/>
+          <w:sz w:val="18"/>
+        </w:rPr>
+        <w:t>python3 scripts/check_mz07l_workspace.py \</w:t>
+        <w:br/>
+        <w:t xml:space="preserve">  --input &lt;pose csv&gt; \</w:t>
+        <w:br/>
+        <w:t xml:space="preserve">  --max-poses 5</w:t>
+      </w:r>
+    </w:p>
+    <w:p>
+      <w:r>
+        <w:t>사전 실행 데이터 생성:</w:t>
+      </w:r>
+    </w:p>
+    <w:p>
+      <w:r>
+        <w:rPr>
+          <w:rFonts w:ascii="Consolas" w:hAnsi="Consolas"/>
+          <w:sz w:val="18"/>
+        </w:rPr>
+        <w:t>python3 scripts/extract_phase3_poses.py \</w:t>
+        <w:br/>
+        <w:t xml:space="preserve">  --input output/rehearsal_978/&lt;seam&gt;_pose.csv \</w:t>
+        <w:br/>
+        <w:t xml:space="preserve">  --output data/battery_case/field_test/phase3_poses/&lt;seam&gt;_phase3_first5_pose.csv \</w:t>
+        <w:br/>
+        <w:t xml:space="preserve">  --count 5 \</w:t>
+        <w:br/>
+        <w:t xml:space="preserve">  --strategy first \</w:t>
+        <w:br/>
+        <w:t xml:space="preserve">  --summary-json data/battery_case/field_test/phase3_poses/&lt;seam&gt;_phase3_first5_summary.json</w:t>
+      </w:r>
+    </w:p>
+    <w:p>
       <w:r>
         <w:t>수동 도달 검증용 후보 지점 추출:</w:t>
+      </w:r>
+    </w:p>
+    <w:p>
+      <w:r>
+        <w:rPr>
+          <w:rFonts w:ascii="Consolas" w:hAnsi="Consolas"/>
+          <w:sz w:val="18"/>
+        </w:rPr>
+        <w:t>python3 scripts/extract_phase3_poses.py \</w:t>
         <w:br/>
-      </w:r>
-      <w:r>
-        <w:t>bash
-python3 scripts/extract_phase3_poses.py \
-  --input output/rehearsal_978/&lt;seam&gt;_pose.csv \
-  --output data/battery_case/field_test/phase3_poses/&lt;seam&gt;_phase2_jog5_pose.csv \
-  --count 5 \
-  --strategy jog</w:t>
+        <w:t xml:space="preserve">  --input output/rehearsal_978/&lt;seam&gt;_pose.csv \</w:t>
+        <w:br/>
+        <w:t xml:space="preserve">  --output data/battery_case/field_test/phase3_poses/&lt;seam&gt;_phase2_jog5_pose.csv \</w:t>
+        <w:br/>
+        <w:t xml:space="preserve">  --count 5 \</w:t>
+        <w:br/>
+        <w:t xml:space="preserve">  --strategy jog</w:t>
       </w:r>
     </w:p>
+    <w:p>
+      <w:pPr>
+        <w:pStyle w:val="Heading2"/>
+      </w:pPr>
+      <w:r>
+        <w:t>부록 D — 로컬 사전 실행 재현 체크리스트</w:t>
+      </w:r>
+    </w:p>
+    <w:p>
+      <w:r>
+        <w:rPr>
+          <w:i/>
+        </w:rPr>
+        <w:t>5/26 PASS 상태(3개 부위 first5 사전 실행)를 로컬에서 재현하는 최단 절차.</w:t>
+        <w:br/>
+        <w:t>실로봇 미접속, 시뮬레이션 도구 단독 동작 전제.</w:t>
+      </w:r>
+    </w:p>
+    <w:p>
+      <w:pPr>
+        <w:pStyle w:val="Heading3"/>
+      </w:pPr>
+      <w:r>
+        <w:t>D-1. 사전 준비 (1회)</w:t>
+      </w:r>
+    </w:p>
+    <w:p>
+      <w:pPr>
+        <w:pStyle w:val="ListBullet"/>
+      </w:pPr>
+      <w:r>
+        <w:t xml:space="preserve">[ ] Windows에서 시뮬레이션 도구 작업본 폴더 확인 — </w:t>
+      </w:r>
+      <w:r>
+        <w:rPr>
+          <w:rFonts w:ascii="Consolas" w:hAnsi="Consolas"/>
+        </w:rPr>
+        <w:t>C:\Users\hanmech\Desktop\DTS_image\Mech-Viz-dCNwPT\</w:t>
+      </w:r>
+      <w:r>
+        <w:t xml:space="preserve"> (폴더명/</w:t>
+      </w:r>
+      <w:r>
+        <w:rPr>
+          <w:rFonts w:ascii="Consolas" w:hAnsi="Consolas"/>
+        </w:rPr>
+        <w:t>.viz</w:t>
+      </w:r>
+      <w:r>
+        <w:t xml:space="preserve"> 파일명 변경 금지)</w:t>
+      </w:r>
+    </w:p>
+    <w:p>
+      <w:pPr>
+        <w:pStyle w:val="ListBullet"/>
+      </w:pPr>
+      <w:r>
+        <w:t xml:space="preserve">[ ] DTS </w:t>
+      </w:r>
+      <w:r>
+        <w:rPr>
+          <w:rFonts w:ascii="Consolas" w:hAnsi="Consolas"/>
+        </w:rPr>
+        <w:t>appsettings.json</w:t>
+      </w:r>
+      <w:r>
+        <w:t xml:space="preserve"> 또는 환경변수에서 </w:t>
+      </w:r>
+      <w:r>
+        <w:rPr>
+          <w:rFonts w:ascii="Consolas" w:hAnsi="Consolas"/>
+        </w:rPr>
+        <w:t>ROBOT_DELIVERY_MODE = mechviz_nachi</w:t>
+      </w:r>
+      <w:r>
+        <w:t xml:space="preserve"> 확인 — </w:t>
+      </w:r>
+      <w:r>
+        <w:rPr>
+          <w:rFonts w:ascii="Consolas" w:hAnsi="Consolas"/>
+        </w:rPr>
+        <w:t>udp_1100</w:t>
+      </w:r>
+      <w:r>
+        <w:t xml:space="preserve"> 상태라면 변경 후 DTS 재시작</w:t>
+      </w:r>
+    </w:p>
+    <w:p>
+      <w:pPr>
+        <w:pStyle w:val="ListBullet"/>
+      </w:pPr>
+      <w:r>
+        <w:t xml:space="preserve">[ ] runtime config 경로 확인 — </w:t>
+      </w:r>
+      <w:r>
+        <w:rPr>
+          <w:rFonts w:ascii="Consolas" w:hAnsi="Consolas"/>
+        </w:rPr>
+        <w:t>data/battery_case/mechviz_runtime_config_nachi_mz07l_dryrun.json</w:t>
+      </w:r>
+      <w:r>
+        <w:t xml:space="preserve">, </w:t>
+      </w:r>
+      <w:r>
+        <w:rPr>
+          <w:rFonts w:ascii="Consolas" w:hAnsi="Consolas"/>
+        </w:rPr>
+        <w:t>robot_base_m = [0.0, 0.0, 0.0]</w:t>
+      </w:r>
+    </w:p>
+    <w:p>
+      <w:pPr>
+        <w:pStyle w:val="Heading3"/>
+      </w:pPr>
+      <w:r>
+        <w:t>D-2. 부위별 실행 루프 (U1_right → U2_left → S5_long_bottom_steps 각 1회)</w:t>
+      </w:r>
+    </w:p>
+    <w:p>
+      <w:pPr>
+        <w:pStyle w:val="ListNumber"/>
+      </w:pPr>
+      <w:r>
+        <w:rPr>
+          <w:b/>
+        </w:rPr>
+        <w:t>워크스페이스 사전 검사</w:t>
+      </w:r>
+      <w:r>
+        <w:t xml:space="preserve"> — 부록 C </w:t>
+      </w:r>
+      <w:r>
+        <w:rPr>
+          <w:rFonts w:ascii="Consolas" w:hAnsi="Consolas"/>
+        </w:rPr>
+        <w:t>check_mz07l_workspace.py</w:t>
+      </w:r>
+      <w:r>
+        <w:t xml:space="preserve"> 실행, PASS 확인</w:t>
+      </w:r>
+    </w:p>
+    <w:p>
+      <w:pPr>
+        <w:pStyle w:val="ListBullet"/>
+      </w:pPr>
+      <w:r>
+        <w:t>예상 결과: 도달 거리 범위가 §5.1 표 값 (U1=522.8~533.8, U2=471.5~496.3, S5=373.8~385.4 mm)에 일치</w:t>
+      </w:r>
+    </w:p>
+    <w:p>
+      <w:pPr>
+        <w:pStyle w:val="ListNumber"/>
+      </w:pPr>
+      <w:r>
+        <w:rPr>
+          <w:b/>
+        </w:rPr>
+        <w:t>시뮬레이션 도구 작업본 열기</w:t>
+      </w:r>
+      <w:r>
+        <w:t xml:space="preserve"> — </w:t>
+      </w:r>
+      <w:r>
+        <w:rPr>
+          <w:rFonts w:ascii="Consolas" w:hAnsi="Consolas"/>
+        </w:rPr>
+        <w:t>Mech-Viz-dCNwPT.viz</w:t>
+      </w:r>
+      <w:r>
+        <w:t xml:space="preserve"> 더블클릭</w:t>
+      </w:r>
+    </w:p>
+    <w:p>
+      <w:pPr>
+        <w:pStyle w:val="ListNumber"/>
+      </w:pPr>
+      <w:r>
+        <w:rPr>
+          <w:b/>
+        </w:rPr>
+        <w:t>외부 서비스 시작</w:t>
+      </w:r>
+      <w:r>
+        <w:t xml:space="preserve"> — Windows PowerShell에서 </w:t>
+      </w:r>
+      <w:r>
+        <w:rPr>
+          <w:rFonts w:ascii="Consolas" w:hAnsi="Consolas"/>
+        </w:rPr>
+        <w:t>scripts/start_mechviz_service.ps1</w:t>
+      </w:r>
+      <w:r>
+        <w:t xml:space="preserve"> 호출. 예시 (U1_right 기준):</w:t>
+      </w:r>
+    </w:p>
+    <w:p>
+      <w:r>
+        <w:t xml:space="preserve">   ```powershell</w:t>
+      </w:r>
+    </w:p>
+    <w:p>
+      <w:r>
+        <w:t xml:space="preserve">   powershell -ExecutionPolicy Bypass -File scripts\start_mechviz_service.ps1 `</w:t>
+      </w:r>
+    </w:p>
+    <w:p>
+      <w:r>
+        <w:t xml:space="preserve">     -PythonExe C:\Python311\python.exe `</w:t>
+      </w:r>
+    </w:p>
+    <w:p>
+      <w:r>
+        <w:t xml:space="preserve">     -ServiceScript scripts\viz_outer_move_service.py `</w:t>
+      </w:r>
+    </w:p>
+    <w:p>
+      <w:r>
+        <w:t xml:space="preserve">     -CsvPath data\battery_case\field_test\mechviz_dryrun_robot_frame\U1_right_phase3_first5_sim_robot_frame_pose.csv `</w:t>
+      </w:r>
+    </w:p>
+    <w:p>
+      <w:r>
+        <w:t xml:space="preserve">     -ServiceName "DTS Weld Seam Outer Move" `</w:t>
+      </w:r>
+    </w:p>
+    <w:p>
+      <w:r>
+        <w:t xml:space="preserve">     -MotionType lin -Velocity 0.05 -Acceleration 0.05 -BlendRadius 0.0</w:t>
+      </w:r>
+    </w:p>
+    <w:p>
+      <w:r>
+        <w:t xml:space="preserve">   ```</w:t>
+      </w:r>
+    </w:p>
+    <w:p>
+      <w:r>
+        <w:t xml:space="preserve">   다른 부위는 </w:t>
+      </w:r>
+      <w:r>
+        <w:rPr>
+          <w:rFonts w:ascii="Consolas" w:hAnsi="Consolas"/>
+        </w:rPr>
+        <w:t>-CsvPath</w:t>
+      </w:r>
+      <w:r>
+        <w:t xml:space="preserve">만 </w:t>
+      </w:r>
+      <w:r>
+        <w:rPr>
+          <w:rFonts w:ascii="Consolas" w:hAnsi="Consolas"/>
+        </w:rPr>
+        <w:t>U2_left_*</w:t>
+      </w:r>
+      <w:r>
+        <w:t xml:space="preserve"> / </w:t>
+      </w:r>
+      <w:r>
+        <w:rPr>
+          <w:rFonts w:ascii="Consolas" w:hAnsi="Consolas"/>
+        </w:rPr>
+        <w:t>S5_long_bottom_steps_*</w:t>
+      </w:r>
+      <w:r>
+        <w:t>로 교체</w:t>
+      </w:r>
+    </w:p>
+    <w:p>
+      <w:pPr>
+        <w:pStyle w:val="ListNumber"/>
+      </w:pPr>
+      <w:r>
+        <w:rPr>
+          <w:b/>
+        </w:rPr>
+        <w:t>시뮬 트리거</w:t>
+      </w:r>
+      <w:r>
+        <w:t xml:space="preserve"> — 시뮬레이션 도구 GUI에서 </w:t>
+      </w:r>
+      <w:r>
+        <w:rPr>
+          <w:rFonts w:ascii="Consolas" w:hAnsi="Consolas"/>
+        </w:rPr>
+        <w:t>Simulate</w:t>
+      </w:r>
+      <w:r>
+        <w:t xml:space="preserve"> 실행. External Move 단계 진입 확인 (로그에 </w:t>
+      </w:r>
+      <w:r>
+        <w:rPr>
+          <w:rFonts w:ascii="Consolas" w:hAnsi="Consolas"/>
+        </w:rPr>
+        <w:t>Registered '...' with hub at 127.0.0.1:5308</w:t>
+      </w:r>
+      <w:r>
+        <w:t>)</w:t>
+      </w:r>
+    </w:p>
+    <w:p>
+      <w:pPr>
+        <w:pStyle w:val="ListNumber"/>
+      </w:pPr>
+      <w:r>
+        <w:rPr>
+          <w:b/>
+        </w:rPr>
+        <w:t>로그 자동 판정</w:t>
+      </w:r>
+      <w:r>
+        <w:t xml:space="preserve"> — 부록 A 명령으로 서비스 stdout 로그 분석. 기대값:</w:t>
+      </w:r>
+    </w:p>
+    <w:p>
+      <w:r>
+        <w:t xml:space="preserve">   ```text</w:t>
+      </w:r>
+    </w:p>
+    <w:p>
+      <w:r>
+        <w:t xml:space="preserve">   mechviz_dryrun=PASS delivered=5/5 reason=all_poses_delivered</w:t>
+      </w:r>
+    </w:p>
+    <w:p>
+      <w:r>
+        <w:t xml:space="preserve">   ```</w:t>
+      </w:r>
+    </w:p>
+    <w:p>
+      <w:pPr>
+        <w:pStyle w:val="ListNumber"/>
+      </w:pPr>
+      <w:r>
+        <w:rPr>
+          <w:b/>
+        </w:rPr>
+        <w:t>종료 코드 0 확인</w:t>
+      </w:r>
+      <w:r>
+        <w:t xml:space="preserve"> — </w:t>
+      </w:r>
+      <w:r>
+        <w:rPr>
+          <w:rFonts w:ascii="Consolas" w:hAnsi="Consolas"/>
+        </w:rPr>
+        <w:t>echo $LASTEXITCODE</w:t>
+      </w:r>
+      <w:r>
+        <w:t xml:space="preserve"> (PowerShell) 또는 </w:t>
+      </w:r>
+      <w:r>
+        <w:rPr>
+          <w:rFonts w:ascii="Consolas" w:hAnsi="Consolas"/>
+        </w:rPr>
+        <w:t>echo $?</w:t>
+      </w:r>
+      <w:r>
+        <w:t xml:space="preserve"> (bash)</w:t>
+      </w:r>
+    </w:p>
+    <w:p>
+      <w:pPr>
+        <w:pStyle w:val="Heading3"/>
+      </w:pPr>
+      <w:r>
+        <w:t>D-3. 막힐 때 분기 표</w:t>
+      </w:r>
+    </w:p>
+    <w:tbl>
+      <w:tblPr>
+        <w:tblStyle w:val="LightGrid-Accent1"/>
+        <w:tblW w:type="auto" w:w="0"/>
+        <w:tblLook w:firstColumn="1" w:firstRow="1" w:lastColumn="0" w:lastRow="0" w:noHBand="0" w:noVBand="1" w:val="04A0"/>
+      </w:tblPr>
+      <w:tblGrid>
+        <w:gridCol w:w="2880"/>
+        <w:gridCol w:w="2880"/>
+        <w:gridCol w:w="2880"/>
+      </w:tblGrid>
+      <w:tr>
+        <w:tc>
+          <w:tcPr>
+            <w:tcW w:type="dxa" w:w="2880"/>
+          </w:tcPr>
+          <w:p>
+            <w:r>
+              <w:rPr>
+                <w:b/>
+              </w:rPr>
+            </w:r>
+            <w:r>
+              <w:rPr>
+                <w:b/>
+              </w:rPr>
+              <w:t>증상</w:t>
+            </w:r>
+          </w:p>
+        </w:tc>
+        <w:tc>
+          <w:tcPr>
+            <w:tcW w:type="dxa" w:w="2880"/>
+          </w:tcPr>
+          <w:p>
+            <w:r>
+              <w:rPr>
+                <w:b/>
+              </w:rPr>
+            </w:r>
+            <w:r>
+              <w:rPr>
+                <w:b/>
+              </w:rPr>
+              <w:t>1차 확인</w:t>
+            </w:r>
+          </w:p>
+        </w:tc>
+        <w:tc>
+          <w:tcPr>
+            <w:tcW w:type="dxa" w:w="2880"/>
+          </w:tcPr>
+          <w:p>
+            <w:r>
+              <w:rPr>
+                <w:b/>
+              </w:rPr>
+            </w:r>
+            <w:r>
+              <w:rPr>
+                <w:b/>
+              </w:rPr>
+              <w:t>참조</w:t>
+            </w:r>
+          </w:p>
+        </w:tc>
+      </w:tr>
+      <w:tr>
+        <w:tc>
+          <w:tcPr>
+            <w:tcW w:type="dxa" w:w="2880"/>
+          </w:tcPr>
+          <w:p>
+            <w:r/>
+            <w:r>
+              <w:t>워크스페이스 사전 검사 FAIL</w:t>
+            </w:r>
+          </w:p>
+        </w:tc>
+        <w:tc>
+          <w:tcPr>
+            <w:tcW w:type="dxa" w:w="2880"/>
+          </w:tcPr>
+          <w:p>
+            <w:r/>
+            <w:r>
+              <w:t>입력 csv가 robot frame인지(</w:t>
+            </w:r>
+            <w:r>
+              <w:rPr>
+                <w:rFonts w:ascii="Consolas" w:hAnsi="Consolas"/>
+              </w:rPr>
+              <w:t>*_sim_robot_frame_pose.csv</w:t>
+            </w:r>
+            <w:r>
+              <w:t>) 확인</w:t>
+            </w:r>
+          </w:p>
+        </w:tc>
+        <w:tc>
+          <w:tcPr>
+            <w:tcW w:type="dxa" w:w="2880"/>
+          </w:tcPr>
+          <w:p>
+            <w:r/>
+            <w:r>
+              <w:t>§3 입력 데이터</w:t>
+            </w:r>
+          </w:p>
+        </w:tc>
+      </w:tr>
+      <w:tr>
+        <w:tc>
+          <w:tcPr>
+            <w:tcW w:type="dxa" w:w="2880"/>
+          </w:tcPr>
+          <w:p>
+            <w:r/>
+            <w:r>
+              <w:t>외부 서비스 등록 로그 없음</w:t>
+            </w:r>
+          </w:p>
+        </w:tc>
+        <w:tc>
+          <w:tcPr>
+            <w:tcW w:type="dxa" w:w="2880"/>
+          </w:tcPr>
+          <w:p>
+            <w:r/>
+            <w:r>
+              <w:t>시뮬레이션 도구 통신 허브 포트(5308) 사용 중 프로세스 확인</w:t>
+            </w:r>
+          </w:p>
+        </w:tc>
+        <w:tc>
+          <w:tcPr>
+            <w:tcW w:type="dxa" w:w="2880"/>
+          </w:tcPr>
+          <w:p>
+            <w:r/>
+            <w:r>
+              <w:t>§5.2 확인된 정상 동작</w:t>
+            </w:r>
+          </w:p>
+        </w:tc>
+      </w:tr>
+      <w:tr>
+        <w:tc>
+          <w:tcPr>
+            <w:tcW w:type="dxa" w:w="2880"/>
+          </w:tcPr>
+          <w:p>
+            <w:r/>
+            <w:r>
+              <w:t>1점만 전달되고 멈춤(</w:t>
+            </w:r>
+            <w:r>
+              <w:rPr>
+                <w:rFonts w:ascii="Consolas" w:hAnsi="Consolas"/>
+              </w:rPr>
+              <w:t>PARTIAL 1/5</w:t>
+            </w:r>
+            <w:r>
+              <w:t>)</w:t>
+            </w:r>
+          </w:p>
+        </w:tc>
+        <w:tc>
+          <w:tcPr>
+            <w:tcW w:type="dxa" w:w="2880"/>
+          </w:tcPr>
+          <w:p>
+            <w:r/>
+            <w:r>
+              <w:t>시뮬레이션 도구 GUI에서 External Move 단계 self-loop 연결 확인 (5/26 시점에는 정상이었음)</w:t>
+            </w:r>
+          </w:p>
+        </w:tc>
+        <w:tc>
+          <w:tcPr>
+            <w:tcW w:type="dxa" w:w="2880"/>
+          </w:tcPr>
+          <w:p>
+            <w:r/>
+            <w:r>
+              <w:t>§5.2 self-loop 정의</w:t>
+            </w:r>
+          </w:p>
+        </w:tc>
+      </w:tr>
+      <w:tr>
+        <w:tc>
+          <w:tcPr>
+            <w:tcW w:type="dxa" w:w="2880"/>
+          </w:tcPr>
+          <w:p>
+            <w:r/>
+            <w:r>
+              <w:rPr>
+                <w:rFonts w:ascii="Consolas" w:hAnsi="Consolas"/>
+              </w:rPr>
+              <w:t>unreachable</w:t>
+            </w:r>
+            <w:r>
+              <w:t xml:space="preserve"> 오류</w:t>
+            </w:r>
+          </w:p>
+        </w:tc>
+        <w:tc>
+          <w:tcPr>
+            <w:tcW w:type="dxa" w:w="2880"/>
+          </w:tcPr>
+          <w:p>
+            <w:r/>
+            <w:r>
+              <w:t xml:space="preserve">runtime config </w:t>
+            </w:r>
+            <w:r>
+              <w:rPr>
+                <w:rFonts w:ascii="Consolas" w:hAnsi="Consolas"/>
+              </w:rPr>
+              <w:t>robot_base_m</w:t>
+            </w:r>
+            <w:r>
+              <w:t xml:space="preserve"> 값 확인. MZ07L은 </w:t>
+            </w:r>
+            <w:r>
+              <w:rPr>
+                <w:rFonts w:ascii="Consolas" w:hAnsi="Consolas"/>
+              </w:rPr>
+              <w:t>[0.0, 0.0, 0.0]</w:t>
+            </w:r>
+          </w:p>
+        </w:tc>
+        <w:tc>
+          <w:tcPr>
+            <w:tcW w:type="dxa" w:w="2880"/>
+          </w:tcPr>
+          <w:p>
+            <w:r/>
+            <w:r>
+              <w:t>§5.3</w:t>
+            </w:r>
+          </w:p>
+        </w:tc>
+      </w:tr>
+      <w:tr>
+        <w:tc>
+          <w:tcPr>
+            <w:tcW w:type="dxa" w:w="2880"/>
+          </w:tcPr>
+          <w:p>
+            <w:r/>
+            <w:r>
+              <w:t>도달은 되지만 충돌 발생</w:t>
+            </w:r>
+          </w:p>
+        </w:tc>
+        <w:tc>
+          <w:tcPr>
+            <w:tcW w:type="dxa" w:w="2880"/>
+          </w:tcPr>
+          <w:p>
+            <w:r/>
+            <w:r>
+              <w:t>입력 pose가 로봇 원점 근처(&lt;400 mm)인지 확인. 작업물·pose 동시 이격 필요</w:t>
+            </w:r>
+          </w:p>
+        </w:tc>
+        <w:tc>
+          <w:tcPr>
+            <w:tcW w:type="dxa" w:w="2880"/>
+          </w:tcPr>
+          <w:p>
+            <w:r/>
+            <w:r>
+              <w:t>§5.2 #2~#3</w:t>
+            </w:r>
+          </w:p>
+        </w:tc>
+      </w:tr>
+    </w:tbl>
     <w:sectPr>
       <w:pgSz w:w="12240" w:h="15840"/>
       <w:pgMar w:top="1440" w:right="1800" w:bottom="1440" w:left="1800" w:header="720" w:footer="720" w:gutter="0"/>
@@ -2280,6 +4435,10 @@
     <w:name w:val="Normal"/>
     <w:qFormat/>
     <w:rsid w:val="00FC693F"/>
+    <w:rPr>
+      <w:rFonts w:ascii="Malgun Gothic" w:hAnsi="Malgun Gothic"/>
+      <w:sz w:val="20"/>
+    </w:rPr>
   </w:style>
   <w:style w:type="paragraph" w:styleId="Header">
     <w:name w:val="header"/>
